--- a/docs/manuals/manual-campaign-manager.docx
+++ b/docs/manuals/manual-campaign-manager.docx
@@ -60,9 +60,214 @@
         </w:p>
       </w:sdtContent>
     </w:sdt>
-    <w:p>
-      <w:pPr>
-        <w:pStyle w:val="FirstParagraph"/>
+    <w:tbl>
+      <w:tblPr>
+        <w:tblStyle w:val="Table"/>
+        <w:tblW w:type="pct" w:w="5000"/>
+        <w:tblLook w:firstRow="1" w:lastRow="0" w:firstColumn="0" w:lastColumn="0" w:noHBand="0" w:noVBand="0" w:val="0020"/>
+        <w:jc w:val="start"/>
+      </w:tblPr>
+      <w:tblGrid>
+        <w:gridCol w:w="1584"/>
+        <w:gridCol w:w="1584"/>
+        <w:gridCol w:w="1584"/>
+        <w:gridCol w:w="1584"/>
+        <w:gridCol w:w="1584"/>
+      </w:tblGrid>
+      <w:tr>
+        <w:trPr>
+          <w:tblHeader w:val="true"/>
+          <w:tblHeader w:val="true"/>
+        </w:trPr>
+        <w:tc>
+          <w:tcPr>
+            <w:shd w:val="clear" w:color="auto" w:fill="213368"/>
+          </w:tcPr>
+          <w:p>
+            <w:pPr>
+              <w:pStyle w:val="Compact"/>
+              <w:spacing w:before="20" w:after="20"/>
+              <w:jc w:val="left"/>
+            </w:pPr>
+            <w:r>
+              <w:rPr>
+                <w:b/>
+                <w:color w:val="FFFFFF"/>
+                <w:sz w:val="17"/>
+              </w:rPr>
+              <w:t xml:space="preserve">Document</w:t>
+            </w:r>
+          </w:p>
+        </w:tc>
+        <w:tc>
+          <w:tcPr>
+            <w:shd w:val="clear" w:color="auto" w:fill="213368"/>
+          </w:tcPr>
+          <w:p>
+            <w:pPr>
+              <w:pStyle w:val="Compact"/>
+              <w:spacing w:before="20" w:after="20"/>
+              <w:jc w:val="left"/>
+            </w:pPr>
+            <w:r>
+              <w:rPr>
+                <w:b/>
+                <w:color w:val="FFFFFF"/>
+                <w:sz w:val="17"/>
+              </w:rPr>
+              <w:t xml:space="preserve">Version</w:t>
+            </w:r>
+          </w:p>
+        </w:tc>
+        <w:tc>
+          <w:tcPr>
+            <w:shd w:val="clear" w:color="auto" w:fill="213368"/>
+          </w:tcPr>
+          <w:p>
+            <w:pPr>
+              <w:pStyle w:val="Compact"/>
+              <w:spacing w:before="20" w:after="20"/>
+              <w:jc w:val="left"/>
+            </w:pPr>
+            <w:r>
+              <w:rPr>
+                <w:b/>
+                <w:color w:val="FFFFFF"/>
+                <w:sz w:val="17"/>
+              </w:rPr>
+              <w:t xml:space="preserve">Date</w:t>
+            </w:r>
+          </w:p>
+        </w:tc>
+        <w:tc>
+          <w:tcPr>
+            <w:shd w:val="clear" w:color="auto" w:fill="213368"/>
+          </w:tcPr>
+          <w:p>
+            <w:pPr>
+              <w:pStyle w:val="Compact"/>
+              <w:spacing w:before="20" w:after="20"/>
+              <w:jc w:val="left"/>
+            </w:pPr>
+            <w:r>
+              <w:rPr>
+                <w:b/>
+                <w:color w:val="FFFFFF"/>
+                <w:sz w:val="17"/>
+              </w:rPr>
+              <w:t xml:space="preserve">Owner</w:t>
+            </w:r>
+          </w:p>
+        </w:tc>
+        <w:tc>
+          <w:tcPr>
+            <w:shd w:val="clear" w:color="auto" w:fill="213368"/>
+          </w:tcPr>
+          <w:p>
+            <w:pPr>
+              <w:pStyle w:val="Compact"/>
+              <w:spacing w:before="20" w:after="20"/>
+              <w:jc w:val="left"/>
+            </w:pPr>
+            <w:r>
+              <w:rPr>
+                <w:b/>
+                <w:color w:val="FFFFFF"/>
+                <w:sz w:val="17"/>
+              </w:rPr>
+              <w:t xml:space="preserve">Status</w:t>
+            </w:r>
+          </w:p>
+        </w:tc>
+      </w:tr>
+      <w:tr>
+        <w:tc>
+          <w:tcPr/>
+          <w:p>
+            <w:pPr>
+              <w:pStyle w:val="Compact"/>
+              <w:spacing w:before="20" w:after="20"/>
+              <w:jc w:val="left"/>
+            </w:pPr>
+            <w:r>
+              <w:rPr>
+                <w:sz w:val="17"/>
+              </w:rPr>
+              <w:t xml:space="preserve">Campaign Manager Manual</w:t>
+            </w:r>
+          </w:p>
+        </w:tc>
+        <w:tc>
+          <w:tcPr>
+            <w:noWrap/>
+          </w:tcPr>
+          <w:p>
+            <w:pPr>
+              <w:pStyle w:val="Compact"/>
+              <w:spacing w:before="20" w:after="20"/>
+              <w:jc w:val="left"/>
+            </w:pPr>
+            <w:r>
+              <w:rPr>
+                <w:sz w:val="17"/>
+              </w:rPr>
+              <w:t xml:space="preserve">1.0</w:t>
+            </w:r>
+          </w:p>
+        </w:tc>
+        <w:tc>
+          <w:tcPr/>
+          <w:p>
+            <w:pPr>
+              <w:pStyle w:val="Compact"/>
+              <w:spacing w:before="20" w:after="20"/>
+              <w:jc w:val="left"/>
+            </w:pPr>
+            <w:r>
+              <w:rPr>
+                <w:sz w:val="17"/>
+              </w:rPr>
+              <w:t xml:space="preserve">07 October 2026</w:t>
+            </w:r>
+          </w:p>
+        </w:tc>
+        <w:tc>
+          <w:tcPr/>
+          <w:p>
+            <w:pPr>
+              <w:pStyle w:val="Compact"/>
+              <w:spacing w:before="20" w:after="20"/>
+              <w:jc w:val="left"/>
+            </w:pPr>
+            <w:r>
+              <w:rPr>
+                <w:sz w:val="17"/>
+              </w:rPr>
+              <w:t xml:space="preserve">iorta TechNXT — Business Analysis and UX</w:t>
+            </w:r>
+          </w:p>
+        </w:tc>
+        <w:tc>
+          <w:tcPr/>
+          <w:p>
+            <w:pPr>
+              <w:pStyle w:val="Compact"/>
+              <w:spacing w:before="20" w:after="20"/>
+              <w:jc w:val="left"/>
+            </w:pPr>
+            <w:r>
+              <w:rPr>
+                <w:sz w:val="17"/>
+              </w:rPr>
+              <w:t xml:space="preserve">Issued for submission</w:t>
+            </w:r>
+          </w:p>
+        </w:tc>
+      </w:tr>
+    </w:tbl>
+    <w:p>
+      <w:pPr>
+        <w:pStyle w:val="BodyText"/>
       </w:pPr>
       <w:r>
         <w:rPr>
@@ -336,12 +541,14 @@
           <w:p>
             <w:pPr>
               <w:pStyle w:val="Compact"/>
+              <w:spacing w:before="20" w:after="20"/>
               <w:jc w:val="left"/>
             </w:pPr>
             <w:r>
               <w:rPr>
                 <w:b/>
                 <w:color w:val="FFFFFF"/>
+                <w:sz w:val="18"/>
               </w:rPr>
               <w:t xml:space="preserve">Journey</w:t>
             </w:r>
@@ -354,12 +561,14 @@
           <w:p>
             <w:pPr>
               <w:pStyle w:val="Compact"/>
+              <w:spacing w:before="20" w:after="20"/>
               <w:jc w:val="left"/>
             </w:pPr>
             <w:r>
               <w:rPr>
                 <w:b/>
                 <w:color w:val="FFFFFF"/>
+                <w:sz w:val="18"/>
               </w:rPr>
               <w:t xml:space="preserve">Objective</w:t>
             </w:r>
@@ -372,12 +581,14 @@
           <w:p>
             <w:pPr>
               <w:pStyle w:val="Compact"/>
+              <w:spacing w:before="20" w:after="20"/>
               <w:jc w:val="left"/>
             </w:pPr>
             <w:r>
               <w:rPr>
                 <w:b/>
                 <w:color w:val="FFFFFF"/>
+                <w:sz w:val="18"/>
               </w:rPr>
               <w:t xml:space="preserve">Who is in it (first match wins, by priority)</w:t>
             </w:r>
@@ -390,28 +601,40 @@
           <w:p>
             <w:pPr>
               <w:pStyle w:val="Compact"/>
+              <w:spacing w:before="20" w:after="20"/>
               <w:jc w:val="left"/>
             </w:pPr>
             <w:r>
               <w:rPr>
                 <w:bCs/>
                 <w:b/>
+                <w:sz w:val="18"/>
               </w:rPr>
               <w:t xml:space="preserve">Uninsured vehicle recovery</w:t>
             </w:r>
             <w:r>
+              <w:rPr>
+                <w:sz w:val="18"/>
+              </w:rPr>
               <w:t xml:space="preserve"> </w:t>
             </w:r>
             <w:r>
+              <w:rPr>
+                <w:sz w:val="18"/>
+              </w:rPr>
               <w:t xml:space="preserve">(</w:t>
             </w:r>
             <w:r>
               <w:rPr>
                 <w:rStyle w:val="VerbatimChar"/>
+                <w:sz w:val="18"/>
               </w:rPr>
               <w:t xml:space="preserve">lapsed_uninsured</w:t>
             </w:r>
             <w:r>
+              <w:rPr>
+                <w:sz w:val="18"/>
+              </w:rPr>
               <w:t xml:space="preserve">)</w:t>
             </w:r>
           </w:p>
@@ -421,9 +644,13 @@
           <w:p>
             <w:pPr>
               <w:pStyle w:val="Compact"/>
-              <w:jc w:val="left"/>
-            </w:pPr>
-            <w:r>
+              <w:spacing w:before="20" w:after="20"/>
+              <w:jc w:val="left"/>
+            </w:pPr>
+            <w:r>
+              <w:rPr>
+                <w:sz w:val="18"/>
+              </w:rPr>
               <w:t xml:space="preserve">New business</w:t>
             </w:r>
           </w:p>
@@ -433,9 +660,13 @@
           <w:p>
             <w:pPr>
               <w:pStyle w:val="Compact"/>
-              <w:jc w:val="left"/>
-            </w:pPr>
-            <w:r>
+              <w:spacing w:before="20" w:after="20"/>
+              <w:jc w:val="left"/>
+            </w:pPr>
+            <w:r>
+              <w:rPr>
+                <w:sz w:val="18"/>
+              </w:rPr>
               <w:t xml:space="preserve">Cover lapsed 1–60 days ago, expiry confidence ≥ 0.5</w:t>
             </w:r>
           </w:p>
@@ -447,28 +678,40 @@
           <w:p>
             <w:pPr>
               <w:pStyle w:val="Compact"/>
+              <w:spacing w:before="20" w:after="20"/>
               <w:jc w:val="left"/>
             </w:pPr>
             <w:r>
               <w:rPr>
                 <w:bCs/>
                 <w:b/>
+                <w:sz w:val="18"/>
               </w:rPr>
               <w:t xml:space="preserve">New vehicle onboarding</w:t>
             </w:r>
             <w:r>
+              <w:rPr>
+                <w:sz w:val="18"/>
+              </w:rPr>
               <w:t xml:space="preserve"> </w:t>
             </w:r>
             <w:r>
+              <w:rPr>
+                <w:sz w:val="18"/>
+              </w:rPr>
               <w:t xml:space="preserve">(</w:t>
             </w:r>
             <w:r>
               <w:rPr>
                 <w:rStyle w:val="VerbatimChar"/>
+                <w:sz w:val="18"/>
               </w:rPr>
               <w:t xml:space="preserve">new_vehicle</w:t>
             </w:r>
             <w:r>
+              <w:rPr>
+                <w:sz w:val="18"/>
+              </w:rPr>
               <w:t xml:space="preserve">)</w:t>
             </w:r>
           </w:p>
@@ -478,9 +721,13 @@
           <w:p>
             <w:pPr>
               <w:pStyle w:val="Compact"/>
-              <w:jc w:val="left"/>
-            </w:pPr>
-            <w:r>
+              <w:spacing w:before="20" w:after="20"/>
+              <w:jc w:val="left"/>
+            </w:pPr>
+            <w:r>
+              <w:rPr>
+                <w:sz w:val="18"/>
+              </w:rPr>
               <w:t xml:space="preserve">New business</w:t>
             </w:r>
           </w:p>
@@ -490,9 +737,13 @@
           <w:p>
             <w:pPr>
               <w:pStyle w:val="Compact"/>
-              <w:jc w:val="left"/>
-            </w:pPr>
-            <w:r>
+              <w:spacing w:before="20" w:after="20"/>
+              <w:jc w:val="left"/>
+            </w:pPr>
+            <w:r>
+              <w:rPr>
+                <w:sz w:val="18"/>
+              </w:rPr>
               <w:t xml:space="preserve">ETC tag activated ≤ 60 days ago, not insured with TASCO</w:t>
             </w:r>
           </w:p>
@@ -504,28 +755,40 @@
           <w:p>
             <w:pPr>
               <w:pStyle w:val="Compact"/>
+              <w:spacing w:before="20" w:after="20"/>
               <w:jc w:val="left"/>
             </w:pPr>
             <w:r>
               <w:rPr>
                 <w:bCs/>
                 <w:b/>
+                <w:sz w:val="18"/>
               </w:rPr>
               <w:t xml:space="preserve">TASCO renewal</w:t>
             </w:r>
             <w:r>
+              <w:rPr>
+                <w:sz w:val="18"/>
+              </w:rPr>
               <w:t xml:space="preserve"> </w:t>
             </w:r>
             <w:r>
+              <w:rPr>
+                <w:sz w:val="18"/>
+              </w:rPr>
               <w:t xml:space="preserve">(</w:t>
             </w:r>
             <w:r>
               <w:rPr>
                 <w:rStyle w:val="VerbatimChar"/>
+                <w:sz w:val="18"/>
               </w:rPr>
               <w:t xml:space="preserve">renewal</w:t>
             </w:r>
             <w:r>
+              <w:rPr>
+                <w:sz w:val="18"/>
+              </w:rPr>
               <w:t xml:space="preserve">)</w:t>
             </w:r>
           </w:p>
@@ -535,9 +798,13 @@
           <w:p>
             <w:pPr>
               <w:pStyle w:val="Compact"/>
-              <w:jc w:val="left"/>
-            </w:pPr>
-            <w:r>
+              <w:spacing w:before="20" w:after="20"/>
+              <w:jc w:val="left"/>
+            </w:pPr>
+            <w:r>
+              <w:rPr>
+                <w:sz w:val="18"/>
+              </w:rPr>
               <w:t xml:space="preserve">Retention</w:t>
             </w:r>
           </w:p>
@@ -547,9 +814,13 @@
           <w:p>
             <w:pPr>
               <w:pStyle w:val="Compact"/>
-              <w:jc w:val="left"/>
-            </w:pPr>
-            <w:r>
+              <w:spacing w:before="20" w:after="20"/>
+              <w:jc w:val="left"/>
+            </w:pPr>
+            <w:r>
+              <w:rPr>
+                <w:sz w:val="18"/>
+              </w:rPr>
               <w:t xml:space="preserve">Current insurer is TASCO</w:t>
             </w:r>
           </w:p>
@@ -561,28 +832,40 @@
           <w:p>
             <w:pPr>
               <w:pStyle w:val="Compact"/>
+              <w:spacing w:before="20" w:after="20"/>
               <w:jc w:val="left"/>
             </w:pPr>
             <w:r>
               <w:rPr>
                 <w:bCs/>
                 <w:b/>
+                <w:sz w:val="18"/>
               </w:rPr>
               <w:t xml:space="preserve">Conquest</w:t>
             </w:r>
             <w:r>
+              <w:rPr>
+                <w:sz w:val="18"/>
+              </w:rPr>
               <w:t xml:space="preserve"> </w:t>
             </w:r>
             <w:r>
+              <w:rPr>
+                <w:sz w:val="18"/>
+              </w:rPr>
               <w:t xml:space="preserve">(</w:t>
             </w:r>
             <w:r>
               <w:rPr>
                 <w:rStyle w:val="VerbatimChar"/>
+                <w:sz w:val="18"/>
               </w:rPr>
               <w:t xml:space="preserve">conquest</w:t>
             </w:r>
             <w:r>
+              <w:rPr>
+                <w:sz w:val="18"/>
+              </w:rPr>
               <w:t xml:space="preserve">)</w:t>
             </w:r>
           </w:p>
@@ -592,9 +875,13 @@
           <w:p>
             <w:pPr>
               <w:pStyle w:val="Compact"/>
-              <w:jc w:val="left"/>
-            </w:pPr>
-            <w:r>
+              <w:spacing w:before="20" w:after="20"/>
+              <w:jc w:val="left"/>
+            </w:pPr>
+            <w:r>
+              <w:rPr>
+                <w:sz w:val="18"/>
+              </w:rPr>
               <w:t xml:space="preserve">New business</w:t>
             </w:r>
           </w:p>
@@ -604,9 +891,13 @@
           <w:p>
             <w:pPr>
               <w:pStyle w:val="Compact"/>
-              <w:jc w:val="left"/>
-            </w:pPr>
-            <w:r>
+              <w:spacing w:before="20" w:after="20"/>
+              <w:jc w:val="left"/>
+            </w:pPr>
+            <w:r>
+              <w:rPr>
+                <w:sz w:val="18"/>
+              </w:rPr>
               <w:t xml:space="preserve">Insured elsewhere or insurer unknown</w:t>
             </w:r>
           </w:p>
@@ -618,19 +909,27 @@
           <w:p>
             <w:pPr>
               <w:pStyle w:val="Compact"/>
+              <w:spacing w:before="20" w:after="20"/>
               <w:jc w:val="left"/>
             </w:pPr>
             <w:r>
               <w:rPr>
                 <w:bCs/>
                 <w:b/>
+                <w:sz w:val="18"/>
               </w:rPr>
               <w:t xml:space="preserve">Cross-sell</w:t>
             </w:r>
             <w:r>
+              <w:rPr>
+                <w:sz w:val="18"/>
+              </w:rPr>
               <w:t xml:space="preserve"> </w:t>
             </w:r>
             <w:r>
+              <w:rPr>
+                <w:sz w:val="18"/>
+              </w:rPr>
               <w:t xml:space="preserve">(after purchase)</w:t>
             </w:r>
           </w:p>
@@ -640,9 +939,13 @@
           <w:p>
             <w:pPr>
               <w:pStyle w:val="Compact"/>
-              <w:jc w:val="left"/>
-            </w:pPr>
-            <w:r>
+              <w:spacing w:before="20" w:after="20"/>
+              <w:jc w:val="left"/>
+            </w:pPr>
+            <w:r>
+              <w:rPr>
+                <w:sz w:val="18"/>
+              </w:rPr>
               <w:t xml:space="preserve">Cross-sell</w:t>
             </w:r>
           </w:p>
@@ -652,9 +955,13 @@
           <w:p>
             <w:pPr>
               <w:pStyle w:val="Compact"/>
-              <w:jc w:val="left"/>
-            </w:pPr>
-            <w:r>
+              <w:spacing w:before="20" w:after="20"/>
+              <w:jc w:val="left"/>
+            </w:pPr>
+            <w:r>
+              <w:rPr>
+                <w:sz w:val="18"/>
+              </w:rPr>
               <w:t xml:space="preserve">TNDS-only buyers with marketing consent</w:t>
             </w:r>
           </w:p>
@@ -711,7 +1018,7 @@
         <w:t xml:space="preserve"> </w:t>
       </w:r>
       <w:r>
-        <w:t xml:space="preserve">(no discount wording). The journey stops as soon as the vehicle is insured with TASCO.</w:t>
+        <w:t xml:space="preserve">(no discount wording, including spacing and punctuation tricks such as "giảm giá" or "cash back"). The journey stops as soon as the vehicle is insured with TASCO. Company-owned vehicles are excluded from consumer journeys and routed to the fleet / B2B team.</w:t>
       </w:r>
     </w:p>
     <w:p>
@@ -775,12 +1082,14 @@
           <w:p>
             <w:pPr>
               <w:pStyle w:val="Compact"/>
+              <w:spacing w:before="20" w:after="20"/>
               <w:jc w:val="left"/>
             </w:pPr>
             <w:r>
               <w:rPr>
                 <w:b/>
                 <w:color w:val="FFFFFF"/>
+                <w:sz w:val="18"/>
               </w:rPr>
               <w:t xml:space="preserve">Block</w:t>
             </w:r>
@@ -793,12 +1102,14 @@
           <w:p>
             <w:pPr>
               <w:pStyle w:val="Compact"/>
+              <w:spacing w:before="20" w:after="20"/>
               <w:jc w:val="left"/>
             </w:pPr>
             <w:r>
               <w:rPr>
                 <w:b/>
                 <w:color w:val="FFFFFF"/>
+                <w:sz w:val="18"/>
               </w:rPr>
               <w:t xml:space="preserve">Use it to…</w:t>
             </w:r>
@@ -811,29 +1122,38 @@
           <w:p>
             <w:pPr>
               <w:pStyle w:val="Compact"/>
+              <w:spacing w:before="20" w:after="20"/>
               <w:jc w:val="left"/>
             </w:pPr>
             <w:r>
               <w:rPr>
                 <w:bCs/>
                 <w:b/>
-              </w:rPr>
-              <w:t xml:space="preserve">Base</w:t>
-            </w:r>
-            <w:r>
-              <w:t xml:space="preserve">: profiles, expiring in 30 days, lapsed/uninsured, profiles with usable data</w:t>
-            </w:r>
-          </w:p>
-        </w:tc>
-        <w:tc>
-          <w:tcPr/>
-          <w:p>
-            <w:pPr>
-              <w:pStyle w:val="Compact"/>
-              <w:jc w:val="left"/>
-            </w:pPr>
-            <w:r>
-              <w:t xml:space="preserve">Size the opportunity and data gap</w:t>
+                <w:sz w:val="18"/>
+              </w:rPr>
+              <w:t xml:space="preserve">Key indicators</w:t>
+            </w:r>
+            <w:r>
+              <w:rPr>
+                <w:sz w:val="18"/>
+              </w:rPr>
+              <w:t xml:space="preserve">: vehicles in the golden record (with usable data), expiring in 30 days, uninsured (lapsed ≤ 60 days), new-business leads, policies sold and GWP, hot leads, open data issues, voice bot saving</w:t>
+            </w:r>
+          </w:p>
+        </w:tc>
+        <w:tc>
+          <w:tcPr/>
+          <w:p>
+            <w:pPr>
+              <w:pStyle w:val="Compact"/>
+              <w:spacing w:before="20" w:after="20"/>
+              <w:jc w:val="left"/>
+            </w:pPr>
+            <w:r>
+              <w:rPr>
+                <w:sz w:val="18"/>
+              </w:rPr>
+              <w:t xml:space="preserve">Size the opportunity and the data gap</w:t>
             </w:r>
           </w:p>
         </w:tc>
@@ -844,34 +1164,70 @@
           <w:p>
             <w:pPr>
               <w:pStyle w:val="Compact"/>
+              <w:spacing w:before="20" w:after="20"/>
               <w:jc w:val="left"/>
             </w:pPr>
             <w:r>
               <w:rPr>
                 <w:bCs/>
                 <w:b/>
-              </w:rPr>
-              <w:t xml:space="preserve">Leads by tier / journey / action</w:t>
-            </w:r>
-          </w:p>
-        </w:tc>
-        <w:tc>
-          <w:tcPr/>
-          <w:p>
-            <w:pPr>
-              <w:pStyle w:val="Compact"/>
-              <w:jc w:val="left"/>
-            </w:pPr>
-            <w:r>
-              <w:t xml:space="preserve">See the mix of new business vs retention, and how many need data repair (</w:t>
+                <w:sz w:val="18"/>
+              </w:rPr>
+              <w:t xml:space="preserve">Journey mix</w:t>
+            </w:r>
+            <w:r>
+              <w:rPr>
+                <w:sz w:val="18"/>
+              </w:rPr>
+              <w:t xml:space="preserve"> </w:t>
+            </w:r>
+            <w:r>
+              <w:rPr>
+                <w:sz w:val="18"/>
+              </w:rPr>
+              <w:t xml:space="preserve">and</w:t>
+            </w:r>
+            <w:r>
+              <w:rPr>
+                <w:sz w:val="18"/>
+              </w:rPr>
+              <w:t xml:space="preserve"> </w:t>
+            </w:r>
+            <w:r>
+              <w:rPr>
+                <w:bCs/>
+                <w:b/>
+                <w:sz w:val="18"/>
+              </w:rPr>
+              <w:t xml:space="preserve">Next best actions</w:t>
+            </w:r>
+          </w:p>
+        </w:tc>
+        <w:tc>
+          <w:tcPr/>
+          <w:p>
+            <w:pPr>
+              <w:pStyle w:val="Compact"/>
+              <w:spacing w:before="20" w:after="20"/>
+              <w:jc w:val="left"/>
+            </w:pPr>
+            <w:r>
+              <w:rPr>
+                <w:sz w:val="18"/>
+              </w:rPr>
+              <w:t xml:space="preserve">See the mix of new business vs retention, and how many leads need data repair (</w:t>
             </w:r>
             <w:r>
               <w:rPr>
                 <w:rStyle w:val="VerbatimChar"/>
+                <w:sz w:val="18"/>
               </w:rPr>
               <w:t xml:space="preserve">verify_expiry</w:t>
             </w:r>
             <w:r>
+              <w:rPr>
+                <w:sz w:val="18"/>
+              </w:rPr>
               <w:t xml:space="preserve">)</w:t>
             </w:r>
           </w:p>
@@ -883,12 +1239,14 @@
           <w:p>
             <w:pPr>
               <w:pStyle w:val="Compact"/>
+              <w:spacing w:before="20" w:after="20"/>
               <w:jc w:val="left"/>
             </w:pPr>
             <w:r>
               <w:rPr>
                 <w:bCs/>
                 <w:b/>
+                <w:sz w:val="18"/>
               </w:rPr>
               <w:t xml:space="preserve">Data quality issues</w:t>
             </w:r>
@@ -899,9 +1257,13 @@
           <w:p>
             <w:pPr>
               <w:pStyle w:val="Compact"/>
-              <w:jc w:val="left"/>
-            </w:pPr>
-            <w:r>
+              <w:spacing w:before="20" w:after="20"/>
+              <w:jc w:val="left"/>
+            </w:pPr>
+            <w:r>
+              <w:rPr>
+                <w:sz w:val="18"/>
+              </w:rPr>
               <w:t xml:space="preserve">Spot data problems that hurt targeting</w:t>
             </w:r>
           </w:p>
@@ -913,29 +1275,58 @@
           <w:p>
             <w:pPr>
               <w:pStyle w:val="Compact"/>
+              <w:spacing w:before="20" w:after="20"/>
               <w:jc w:val="left"/>
             </w:pPr>
             <w:r>
               <w:rPr>
                 <w:bCs/>
                 <w:b/>
-              </w:rPr>
-              <w:t xml:space="preserve">Engagement</w:t>
-            </w:r>
-            <w:r>
-              <w:t xml:space="preserve">: messages by channel, message status (sent/blocked/failed), voice outcomes, handoffs</w:t>
-            </w:r>
-          </w:p>
-        </w:tc>
-        <w:tc>
-          <w:tcPr/>
-          <w:p>
-            <w:pPr>
-              <w:pStyle w:val="Compact"/>
-              <w:jc w:val="left"/>
-            </w:pPr>
-            <w:r>
-              <w:t xml:space="preserve">Check delivery and blocks</w:t>
+                <w:sz w:val="18"/>
+              </w:rPr>
+              <w:t xml:space="preserve">Messages sent by channel</w:t>
+            </w:r>
+            <w:r>
+              <w:rPr>
+                <w:sz w:val="18"/>
+              </w:rPr>
+              <w:t xml:space="preserve"> </w:t>
+            </w:r>
+            <w:r>
+              <w:rPr>
+                <w:sz w:val="18"/>
+              </w:rPr>
+              <w:t xml:space="preserve">and</w:t>
+            </w:r>
+            <w:r>
+              <w:rPr>
+                <w:sz w:val="18"/>
+              </w:rPr>
+              <w:t xml:space="preserve"> </w:t>
+            </w:r>
+            <w:r>
+              <w:rPr>
+                <w:bCs/>
+                <w:b/>
+                <w:sz w:val="18"/>
+              </w:rPr>
+              <w:t xml:space="preserve">Voice bot outcomes</w:t>
+            </w:r>
+          </w:p>
+        </w:tc>
+        <w:tc>
+          <w:tcPr/>
+          <w:p>
+            <w:pPr>
+              <w:pStyle w:val="Compact"/>
+              <w:spacing w:before="20" w:after="20"/>
+              <w:jc w:val="left"/>
+            </w:pPr>
+            <w:r>
+              <w:rPr>
+                <w:sz w:val="18"/>
+              </w:rPr>
+              <w:t xml:space="preserve">Check delivery and call results</w:t>
             </w:r>
           </w:p>
         </w:tc>
@@ -946,29 +1337,32 @@
           <w:p>
             <w:pPr>
               <w:pStyle w:val="Compact"/>
+              <w:spacing w:before="20" w:after="20"/>
               <w:jc w:val="left"/>
             </w:pPr>
             <w:r>
               <w:rPr>
                 <w:bCs/>
                 <w:b/>
-              </w:rPr>
-              <w:t xml:space="preserve">Sales</w:t>
-            </w:r>
-            <w:r>
-              <w:t xml:space="preserve">: orders, GWP, by journey and channel, active policies by product</w:t>
-            </w:r>
-          </w:p>
-        </w:tc>
-        <w:tc>
-          <w:tcPr/>
-          <w:p>
-            <w:pPr>
-              <w:pStyle w:val="Compact"/>
-              <w:jc w:val="left"/>
-            </w:pPr>
-            <w:r>
-              <w:t xml:space="preserve">Conversion and channel mix (aim: in-app share rising)</w:t>
+                <w:sz w:val="18"/>
+              </w:rPr>
+              <w:t xml:space="preserve">Sales by journey</w:t>
+            </w:r>
+          </w:p>
+        </w:tc>
+        <w:tc>
+          <w:tcPr/>
+          <w:p>
+            <w:pPr>
+              <w:pStyle w:val="Compact"/>
+              <w:spacing w:before="20" w:after="20"/>
+              <w:jc w:val="left"/>
+            </w:pPr>
+            <w:r>
+              <w:rPr>
+                <w:sz w:val="18"/>
+              </w:rPr>
+              <w:t xml:space="preserve">Conversion by journey</w:t>
             </w:r>
           </w:p>
         </w:tc>
@@ -979,43 +1373,62 @@
           <w:p>
             <w:pPr>
               <w:pStyle w:val="Compact"/>
+              <w:spacing w:before="20" w:after="20"/>
               <w:jc w:val="left"/>
             </w:pPr>
             <w:r>
               <w:rPr>
                 <w:bCs/>
                 <w:b/>
+                <w:sz w:val="18"/>
               </w:rPr>
               <w:t xml:space="preserve">Channel economics</w:t>
             </w:r>
             <w:r>
-              <w:t xml:space="preserve">: voice-bot cost vs equivalent telesales cost, messaging cost, acquisition cost per order</w:t>
-            </w:r>
-          </w:p>
-        </w:tc>
-        <w:tc>
-          <w:tcPr/>
-          <w:p>
-            <w:pPr>
-              <w:pStyle w:val="Compact"/>
-              <w:jc w:val="left"/>
-            </w:pPr>
-            <w:r>
+              <w:rPr>
+                <w:sz w:val="18"/>
+              </w:rPr>
+              <w:t xml:space="preserve">: voice bot cost vs equivalent telesales cost, messaging cost, acquisition cost per order, active policies by product</w:t>
+            </w:r>
+          </w:p>
+        </w:tc>
+        <w:tc>
+          <w:tcPr/>
+          <w:p>
+            <w:pPr>
+              <w:pStyle w:val="Compact"/>
+              <w:spacing w:before="20" w:after="20"/>
+              <w:jc w:val="left"/>
+            </w:pPr>
+            <w:r>
+              <w:rPr>
+                <w:sz w:val="18"/>
+              </w:rPr>
               <w:t xml:space="preserve">Business case. Unit costs come from the</w:t>
             </w:r>
             <w:r>
+              <w:rPr>
+                <w:sz w:val="18"/>
+              </w:rPr>
               <w:t xml:space="preserve"> </w:t>
             </w:r>
             <w:r>
               <w:rPr>
                 <w:rStyle w:val="VerbatimChar"/>
+                <w:sz w:val="18"/>
               </w:rPr>
               <w:t xml:space="preserve">costs</w:t>
             </w:r>
             <w:r>
+              <w:rPr>
+                <w:sz w:val="18"/>
+              </w:rPr>
               <w:t xml:space="preserve"> </w:t>
             </w:r>
             <w:r>
+              <w:rPr>
+                <w:sz w:val="18"/>
+              </w:rPr>
               <w:t xml:space="preserve">rule set.</w:t>
             </w:r>
           </w:p>
@@ -1043,7 +1456,23 @@
         <w:t xml:space="preserve"> </w:t>
       </w:r>
       <w:r>
-        <w:t xml:space="preserve">date is shown at the top.</w:t>
+        <w:t xml:space="preserve">date is shown at the top ("Snapshot as of …").</w:t>
+      </w:r>
+      <w:r>
+        <w:t xml:space="preserve"> </w:t>
+      </w:r>
+      <w:r>
+        <w:rPr>
+          <w:bCs/>
+          <w:b/>
+        </w:rPr>
+        <w:t xml:space="preserve">Work hot leads</w:t>
+      </w:r>
+      <w:r>
+        <w:t xml:space="preserve"> </w:t>
+      </w:r>
+      <w:r>
+        <w:t xml:space="preserve">opens Leads filtered to hot.</w:t>
       </w:r>
     </w:p>
     <w:p>
@@ -1106,7 +1535,7 @@
         <w:pStyle w:val="Compact"/>
       </w:pPr>
       <w:r>
-        <w:t xml:space="preserve">Set filters:</w:t>
+        <w:t xml:space="preserve">Set the filters:</w:t>
       </w:r>
       <w:r>
         <w:t xml:space="preserve"> </w:t>
@@ -1122,7 +1551,7 @@
         <w:t xml:space="preserve"> </w:t>
       </w:r>
       <w:r>
-        <w:t xml:space="preserve">(hot / warm / nurture),</w:t>
+        <w:t xml:space="preserve">(Hot / Warm / Nurture),</w:t>
       </w:r>
       <w:r>
         <w:t xml:space="preserve"> </w:t>
@@ -1145,55 +1574,29 @@
           <w:bCs/>
           <w:b/>
         </w:rPr>
-        <w:t xml:space="preserve">Action</w:t>
-      </w:r>
-      <w:r>
-        <w:t xml:space="preserve"> </w:t>
-      </w:r>
-      <w:r>
-        <w:t xml:space="preserve">(next best action),</w:t>
-      </w:r>
-      <w:r>
-        <w:t xml:space="preserve"> </w:t>
-      </w:r>
-      <w:r>
-        <w:rPr>
-          <w:bCs/>
-          <w:b/>
-        </w:rPr>
-        <w:t xml:space="preserve">Region</w:t>
-      </w:r>
-      <w:r>
-        <w:t xml:space="preserve">,</w:t>
-      </w:r>
-      <w:r>
-        <w:t xml:space="preserve"> </w:t>
-      </w:r>
-      <w:r>
-        <w:rPr>
-          <w:bCs/>
-          <w:b/>
-        </w:rPr>
-        <w:t xml:space="preserve">Days to expiry</w:t>
-      </w:r>
-      <w:r>
-        <w:t xml:space="preserve"> </w:t>
-      </w:r>
-      <w:r>
-        <w:t xml:space="preserve">(maximum, for example 14),</w:t>
-      </w:r>
-      <w:r>
-        <w:t xml:space="preserve"> </w:t>
-      </w:r>
-      <w:r>
-        <w:rPr>
-          <w:bCs/>
-          <w:b/>
-        </w:rPr>
-        <w:t xml:space="preserve">Min score</w:t>
-      </w:r>
-      <w:r>
-        <w:t xml:space="preserve">.</w:t>
+        <w:t xml:space="preserve">Next best action</w:t>
+      </w:r>
+      <w:r>
+        <w:t xml:space="preserve"> </w:t>
+      </w:r>
+      <w:r>
+        <w:t xml:space="preserve">and</w:t>
+      </w:r>
+      <w:r>
+        <w:t xml:space="preserve"> </w:t>
+      </w:r>
+      <w:r>
+        <w:rPr>
+          <w:bCs/>
+          <w:b/>
+        </w:rPr>
+        <w:t xml:space="preserve">Sort</w:t>
+      </w:r>
+      <w:r>
+        <w:t xml:space="preserve"> </w:t>
+      </w:r>
+      <w:r>
+        <w:t xml:space="preserve">(Highest score or Soonest expiry).</w:t>
       </w:r>
     </w:p>
     <w:p>
@@ -1205,36 +1608,7 @@
         <w:pStyle w:val="Compact"/>
       </w:pPr>
       <w:r>
-        <w:t xml:space="preserve">Sort by</w:t>
-      </w:r>
-      <w:r>
-        <w:t xml:space="preserve"> </w:t>
-      </w:r>
-      <w:r>
-        <w:rPr>
-          <w:bCs/>
-          <w:b/>
-        </w:rPr>
-        <w:t xml:space="preserve">Score</w:t>
-      </w:r>
-      <w:r>
-        <w:t xml:space="preserve"> </w:t>
-      </w:r>
-      <w:r>
-        <w:t xml:space="preserve">or</w:t>
-      </w:r>
-      <w:r>
-        <w:t xml:space="preserve"> </w:t>
-      </w:r>
-      <w:r>
-        <w:rPr>
-          <w:bCs/>
-          <w:b/>
-        </w:rPr>
-        <w:t xml:space="preserve">Expiry</w:t>
-      </w:r>
-      <w:r>
-        <w:t xml:space="preserve">. Select</w:t>
+        <w:t xml:space="preserve">Select</w:t>
       </w:r>
       <w:r>
         <w:t xml:space="preserve"> </w:t>
@@ -1265,23 +1639,7 @@
         <w:t xml:space="preserve"> </w:t>
       </w:r>
       <w:r>
-        <w:t xml:space="preserve">plate, score, tier badge, journey, next best action with reason, days to expiry, premium, region. Select</w:t>
-      </w:r>
-      <w:r>
-        <w:t xml:space="preserve"> </w:t>
-      </w:r>
-      <w:r>
-        <w:rPr>
-          <w:bCs/>
-          <w:b/>
-        </w:rPr>
-        <w:t xml:space="preserve">Open</w:t>
-      </w:r>
-      <w:r>
-        <w:t xml:space="preserve"> </w:t>
-      </w:r>
-      <w:r>
-        <w:t xml:space="preserve">for Customer 360 (personal data masked for your role).</w:t>
+        <w:t xml:space="preserve">plate, score, tier badge, journey, days to expiry, next best action, top reason, premium and region. Select a row to open Customer 360 (personal data masked for your role).</w:t>
       </w:r>
     </w:p>
     <w:bookmarkEnd w:id="23"/>
@@ -1299,23 +1657,43 @@
         <w:pStyle w:val="FirstParagraph"/>
       </w:pPr>
       <w:r>
-        <w:t xml:space="preserve">After a rule change is approved or a large data load, select</w:t>
-      </w:r>
-      <w:r>
-        <w:t xml:space="preserve"> </w:t>
-      </w:r>
-      <w:r>
-        <w:rPr>
-          <w:bCs/>
-          <w:b/>
-        </w:rPr>
-        <w:t xml:space="preserve">Recompute</w:t>
-      </w:r>
-      <w:r>
-        <w:t xml:space="preserve"> </w:t>
-      </w:r>
-      <w:r>
-        <w:t xml:space="preserve">on the Leads page. It re-scores all leads with the active rules. Large bases take several minutes, so run it outside peak hours. Leads are also recomputed automatically for affected customers after data changes, purchases, opt-outs and expiry confirmations.</w:t>
+        <w:t xml:space="preserve">After a rule change is approved or a large data load, ask for a lead recompute (</w:t>
+      </w:r>
+      <w:r>
+        <w:rPr>
+          <w:rStyle w:val="VerbatimChar"/>
+        </w:rPr>
+        <w:t xml:space="preserve">POST /api/leads/recompute</w:t>
+      </w:r>
+      <w:r>
+        <w:t xml:space="preserve">, permission</w:t>
+      </w:r>
+      <w:r>
+        <w:t xml:space="preserve"> </w:t>
+      </w:r>
+      <w:r>
+        <w:rPr>
+          <w:rStyle w:val="VerbatimChar"/>
+        </w:rPr>
+        <w:t xml:space="preserve">leads:recompute</w:t>
+      </w:r>
+      <w:r>
+        <w:t xml:space="preserve">; the nightly</w:t>
+      </w:r>
+      <w:r>
+        <w:t xml:space="preserve"> </w:t>
+      </w:r>
+      <w:r>
+        <w:rPr>
+          <w:rStyle w:val="VerbatimChar"/>
+        </w:rPr>
+        <w:t xml:space="preserve">recompute</w:t>
+      </w:r>
+      <w:r>
+        <w:t xml:space="preserve"> </w:t>
+      </w:r>
+      <w:r>
+        <w:t xml:space="preserve">job does the same). It re-scores all leads with the active rules. Large bases take several minutes, so run it outside peak hours. Leads are also recomputed automatically for affected customers after data changes, purchases, opt-outs and expiry confirmations.</w:t>
       </w:r>
     </w:p>
     <w:p>
@@ -1379,68 +1757,39 @@
         <w:pStyle w:val="Compact"/>
       </w:pPr>
       <w:r>
-        <w:t xml:space="preserve">The</w:t>
-      </w:r>
-      <w:r>
-        <w:t xml:space="preserve"> </w:t>
-      </w:r>
-      <w:r>
-        <w:rPr>
-          <w:bCs/>
-          <w:b/>
-        </w:rPr>
-        <w:t xml:space="preserve">touchpoints</w:t>
-      </w:r>
-      <w:r>
-        <w:t xml:space="preserve"> </w:t>
-      </w:r>
-      <w:r>
-        <w:t xml:space="preserve">list shows scheduled and executed steps with due date, journey, step, channels and status (</w:t>
-      </w:r>
-      <w:r>
-        <w:rPr>
-          <w:rStyle w:val="VerbatimChar"/>
-        </w:rPr>
-        <w:t xml:space="preserve">scheduled</w:t>
-      </w:r>
-      <w:r>
-        <w:t xml:space="preserve">,</w:t>
-      </w:r>
-      <w:r>
-        <w:t xml:space="preserve"> </w:t>
-      </w:r>
-      <w:r>
-        <w:rPr>
-          <w:rStyle w:val="VerbatimChar"/>
-        </w:rPr>
-        <w:t xml:space="preserve">done</w:t>
-      </w:r>
-      <w:r>
-        <w:t xml:space="preserve">,</w:t>
-      </w:r>
-      <w:r>
-        <w:t xml:space="preserve"> </w:t>
-      </w:r>
-      <w:r>
-        <w:rPr>
-          <w:rStyle w:val="VerbatimChar"/>
-        </w:rPr>
-        <w:t xml:space="preserve">skipped</w:t>
-      </w:r>
-      <w:r>
-        <w:t xml:space="preserve">,</w:t>
-      </w:r>
-      <w:r>
-        <w:t xml:space="preserve"> </w:t>
-      </w:r>
-      <w:r>
-        <w:rPr>
-          <w:rStyle w:val="VerbatimChar"/>
-        </w:rPr>
-        <w:t xml:space="preserve">cancelled</w:t>
-      </w:r>
-      <w:r>
-        <w:t xml:space="preserve">). Filter by status.</w:t>
+        <w:rPr>
+          <w:bCs/>
+          <w:b/>
+        </w:rPr>
+        <w:t xml:space="preserve">Journey definitions (active rule set)</w:t>
+      </w:r>
+      <w:r>
+        <w:t xml:space="preserve"> </w:t>
+      </w:r>
+      <w:r>
+        <w:t xml:space="preserve">lists each journey with its priority, objective, anchor and steps.</w:t>
+      </w:r>
+    </w:p>
+    <w:p>
+      <w:pPr>
+        <w:numPr>
+          <w:ilvl w:val="0"/>
+          <w:numId w:val="1002"/>
+        </w:numPr>
+        <w:pStyle w:val="Compact"/>
+      </w:pPr>
+      <w:r>
+        <w:rPr>
+          <w:bCs/>
+          <w:b/>
+        </w:rPr>
+        <w:t xml:space="preserve">Next scheduled touchpoints</w:t>
+      </w:r>
+      <w:r>
+        <w:t xml:space="preserve"> </w:t>
+      </w:r>
+      <w:r>
+        <w:t xml:space="preserve">lists the next 50 scheduled steps with due date, customer, journey, step, channels and status. Select a row to open the customer.</w:t>
       </w:r>
     </w:p>
     <w:bookmarkEnd w:id="26"/>
@@ -1470,7 +1819,7 @@
         <w:pStyle w:val="Compact"/>
       </w:pPr>
       <w:r>
-        <w:t xml:space="preserve">Select</w:t>
+        <w:t xml:space="preserve">In</w:t>
       </w:r>
       <w:r>
         <w:t xml:space="preserve"> </w:t>
@@ -1481,6 +1830,19 @@
           <w:b/>
         </w:rPr>
         <w:t xml:space="preserve">Run due touchpoints</w:t>
+      </w:r>
+      <w:r>
+        <w:t xml:space="preserve">, select</w:t>
+      </w:r>
+      <w:r>
+        <w:t xml:space="preserve"> </w:t>
+      </w:r>
+      <w:r>
+        <w:rPr>
+          <w:bCs/>
+          <w:b/>
+        </w:rPr>
+        <w:t xml:space="preserve">Run now</w:t>
       </w:r>
       <w:r>
         <w:t xml:space="preserve">.</w:t>
@@ -1495,48 +1857,39 @@
         <w:pStyle w:val="Compact"/>
       </w:pPr>
       <w:r>
-        <w:t xml:space="preserve">Optionally set the</w:t>
-      </w:r>
-      <w:r>
-        <w:t xml:space="preserve"> </w:t>
-      </w:r>
-      <w:r>
-        <w:rPr>
-          <w:bCs/>
-          <w:b/>
-        </w:rPr>
-        <w:t xml:space="preserve">date</w:t>
-      </w:r>
-      <w:r>
-        <w:t xml:space="preserve"> </w:t>
-      </w:r>
-      <w:r>
-        <w:t xml:space="preserve">(run as of a date) and</w:t>
-      </w:r>
-      <w:r>
-        <w:t xml:space="preserve"> </w:t>
-      </w:r>
-      <w:r>
-        <w:rPr>
-          <w:bCs/>
-          <w:b/>
-        </w:rPr>
-        <w:t xml:space="preserve">time</w:t>
-      </w:r>
-      <w:r>
-        <w:t xml:space="preserve">. The time matters because marketing messages are only sent within the 08:00–20:00 window.</w:t>
-      </w:r>
-    </w:p>
-    <w:p>
-      <w:pPr>
-        <w:numPr>
-          <w:ilvl w:val="0"/>
-          <w:numId w:val="1003"/>
-        </w:numPr>
-        <w:pStyle w:val="Compact"/>
-      </w:pPr>
-      <w:r>
-        <w:t xml:space="preserve">Confirm.</w:t>
+        <w:t xml:space="preserve">In demo environments only, you can also set the</w:t>
+      </w:r>
+      <w:r>
+        <w:t xml:space="preserve"> </w:t>
+      </w:r>
+      <w:r>
+        <w:rPr>
+          <w:bCs/>
+          <w:b/>
+        </w:rPr>
+        <w:t xml:space="preserve">Business date</w:t>
+      </w:r>
+      <w:r>
+        <w:t xml:space="preserve"> </w:t>
+      </w:r>
+      <w:r>
+        <w:t xml:space="preserve">and</w:t>
+      </w:r>
+      <w:r>
+        <w:t xml:space="preserve"> </w:t>
+      </w:r>
+      <w:r>
+        <w:rPr>
+          <w:bCs/>
+          <w:b/>
+        </w:rPr>
+        <w:t xml:space="preserve">Local send time</w:t>
+      </w:r>
+      <w:r>
+        <w:t xml:space="preserve"> </w:t>
+      </w:r>
+      <w:r>
+        <w:t xml:space="preserve">to rehearse a run. In production the platform always uses the real date and clock, so the contact window cannot be bypassed.</w:t>
       </w:r>
     </w:p>
     <w:p>
@@ -1554,65 +1907,23 @@
         <w:t xml:space="preserve"> </w:t>
       </w:r>
       <w:r>
-        <w:t xml:space="preserve">a summary with</w:t>
-      </w:r>
-      <w:r>
-        <w:t xml:space="preserve"> </w:t>
-      </w:r>
-      <w:r>
-        <w:rPr>
-          <w:bCs/>
-          <w:b/>
-        </w:rPr>
-        <w:t xml:space="preserve">due</w:t>
-      </w:r>
-      <w:r>
-        <w:t xml:space="preserve">,</w:t>
-      </w:r>
-      <w:r>
-        <w:t xml:space="preserve"> </w:t>
-      </w:r>
-      <w:r>
-        <w:rPr>
-          <w:bCs/>
-          <w:b/>
-        </w:rPr>
-        <w:t xml:space="preserve">done</w:t>
-      </w:r>
-      <w:r>
-        <w:t xml:space="preserve">,</w:t>
-      </w:r>
-      <w:r>
-        <w:t xml:space="preserve"> </w:t>
-      </w:r>
-      <w:r>
-        <w:rPr>
-          <w:bCs/>
-          <w:b/>
-        </w:rPr>
-        <w:t xml:space="preserve">skipped</w:t>
-      </w:r>
-      <w:r>
-        <w:t xml:space="preserve"> </w:t>
-      </w:r>
-      <w:r>
-        <w:t xml:space="preserve">and</w:t>
-      </w:r>
-      <w:r>
-        <w:t xml:space="preserve"> </w:t>
-      </w:r>
-      <w:r>
-        <w:rPr>
-          <w:bCs/>
-          <w:b/>
-        </w:rPr>
-        <w:t xml:space="preserve">cancelled</w:t>
-      </w:r>
-      <w:r>
-        <w:t xml:space="preserve"> </w:t>
-      </w:r>
-      <w:r>
-        <w:t xml:space="preserve">counts, by channel and by journey.</w:t>
+        <w:t xml:space="preserve">"Due …: done …, skipped …, cancelled …" and the count by channel. The run processes</w:t>
+      </w:r>
+      <w:r>
+        <w:t xml:space="preserve"> </w:t>
+      </w:r>
+      <w:r>
+        <w:rPr>
+          <w:bCs/>
+          <w:b/>
+        </w:rPr>
+        <w:t xml:space="preserve">all</w:t>
+      </w:r>
+      <w:r>
+        <w:t xml:space="preserve"> </w:t>
+      </w:r>
+      <w:r>
+        <w:t xml:space="preserve">due touchpoints, page by page.</w:t>
       </w:r>
     </w:p>
     <w:tbl>
@@ -1638,12 +1949,14 @@
           <w:p>
             <w:pPr>
               <w:pStyle w:val="Compact"/>
+              <w:spacing w:before="20" w:after="20"/>
               <w:jc w:val="left"/>
             </w:pPr>
             <w:r>
               <w:rPr>
                 <w:b/>
                 <w:color w:val="FFFFFF"/>
+                <w:sz w:val="18"/>
               </w:rPr>
               <w:t xml:space="preserve">Status</w:t>
             </w:r>
@@ -1656,12 +1969,14 @@
           <w:p>
             <w:pPr>
               <w:pStyle w:val="Compact"/>
+              <w:spacing w:before="20" w:after="20"/>
               <w:jc w:val="left"/>
             </w:pPr>
             <w:r>
               <w:rPr>
                 <w:b/>
                 <w:color w:val="FFFFFF"/>
+                <w:sz w:val="18"/>
               </w:rPr>
               <w:t xml:space="preserve">Meaning</w:t>
             </w:r>
@@ -1670,13 +1985,19 @@
       </w:tr>
       <w:tr>
         <w:tc>
-          <w:tcPr/>
-          <w:p>
-            <w:pPr>
-              <w:pStyle w:val="Compact"/>
-              <w:jc w:val="left"/>
-            </w:pPr>
-            <w:r>
+          <w:tcPr>
+            <w:noWrap/>
+          </w:tcPr>
+          <w:p>
+            <w:pPr>
+              <w:pStyle w:val="Compact"/>
+              <w:spacing w:before="20" w:after="20"/>
+              <w:jc w:val="left"/>
+            </w:pPr>
+            <w:r>
+              <w:rPr>
+                <w:sz w:val="18"/>
+              </w:rPr>
               <w:t xml:space="preserve">done</w:t>
             </w:r>
           </w:p>
@@ -1686,9 +2007,13 @@
           <w:p>
             <w:pPr>
               <w:pStyle w:val="Compact"/>
-              <w:jc w:val="left"/>
-            </w:pPr>
-            <w:r>
+              <w:spacing w:before="20" w:after="20"/>
+              <w:jc w:val="left"/>
+            </w:pPr>
+            <w:r>
+              <w:rPr>
+                <w:sz w:val="18"/>
+              </w:rPr>
               <w:t xml:space="preserve">Sent (or call placed, or telesales task created) on the first permitted channel</w:t>
             </w:r>
           </w:p>
@@ -1696,39 +2021,117 @@
       </w:tr>
       <w:tr>
         <w:tc>
-          <w:tcPr/>
-          <w:p>
-            <w:pPr>
-              <w:pStyle w:val="Compact"/>
-              <w:jc w:val="left"/>
-            </w:pPr>
-            <w:r>
-              <w:t xml:space="preserve">skipped</w:t>
-            </w:r>
-          </w:p>
-        </w:tc>
-        <w:tc>
-          <w:tcPr/>
-          <w:p>
-            <w:pPr>
-              <w:pStyle w:val="Compact"/>
-              <w:jc w:val="left"/>
-            </w:pPr>
-            <w:r>
-              <w:t xml:space="preserve">No channel was allowed. The reason is listed per channel (for example "outside allowed contact hours", "weekly contact cap reached", "no marketing consent", "copy guard: …")</w:t>
+          <w:tcPr>
+            <w:noWrap/>
+          </w:tcPr>
+          <w:p>
+            <w:pPr>
+              <w:pStyle w:val="Compact"/>
+              <w:spacing w:before="20" w:after="20"/>
+              <w:jc w:val="left"/>
+            </w:pPr>
+            <w:r>
+              <w:rPr>
+                <w:sz w:val="18"/>
+              </w:rPr>
+              <w:t xml:space="preserve">deferred</w:t>
+            </w:r>
+          </w:p>
+        </w:tc>
+        <w:tc>
+          <w:tcPr/>
+          <w:p>
+            <w:pPr>
+              <w:pStyle w:val="Compact"/>
+              <w:spacing w:before="20" w:after="20"/>
+              <w:jc w:val="left"/>
+            </w:pPr>
+            <w:r>
+              <w:rPr>
+                <w:sz w:val="18"/>
+              </w:rPr>
+              <w:t xml:space="preserve">Blocked only by the 08:00–20:00 contact window. It stays</w:t>
+            </w:r>
+            <w:r>
+              <w:rPr>
+                <w:sz w:val="18"/>
+              </w:rPr>
+              <w:t xml:space="preserve"> </w:t>
+            </w:r>
+            <w:r>
+              <w:rPr>
+                <w:bCs/>
+                <w:b/>
+                <w:sz w:val="18"/>
+              </w:rPr>
+              <w:t xml:space="preserve">scheduled</w:t>
+            </w:r>
+            <w:r>
+              <w:rPr>
+                <w:sz w:val="18"/>
+              </w:rPr>
+              <w:t xml:space="preserve"> </w:t>
+            </w:r>
+            <w:r>
+              <w:rPr>
+                <w:sz w:val="18"/>
+              </w:rPr>
+              <w:t xml:space="preserve">and goes out in the next run inside the window.</w:t>
             </w:r>
           </w:p>
         </w:tc>
       </w:tr>
       <w:tr>
         <w:tc>
-          <w:tcPr/>
-          <w:p>
-            <w:pPr>
-              <w:pStyle w:val="Compact"/>
-              <w:jc w:val="left"/>
-            </w:pPr>
-            <w:r>
+          <w:tcPr>
+            <w:noWrap/>
+          </w:tcPr>
+          <w:p>
+            <w:pPr>
+              <w:pStyle w:val="Compact"/>
+              <w:spacing w:before="20" w:after="20"/>
+              <w:jc w:val="left"/>
+            </w:pPr>
+            <w:r>
+              <w:rPr>
+                <w:sz w:val="18"/>
+              </w:rPr>
+              <w:t xml:space="preserve">skipped</w:t>
+            </w:r>
+          </w:p>
+        </w:tc>
+        <w:tc>
+          <w:tcPr/>
+          <w:p>
+            <w:pPr>
+              <w:pStyle w:val="Compact"/>
+              <w:spacing w:before="20" w:after="20"/>
+              <w:jc w:val="left"/>
+            </w:pPr>
+            <w:r>
+              <w:rPr>
+                <w:sz w:val="18"/>
+              </w:rPr>
+              <w:t xml:space="preserve">No channel was allowed for another reason, listed per channel (for example "weekly contact cap reached", "no marketing consent", "copy guard: …")</w:t>
+            </w:r>
+          </w:p>
+        </w:tc>
+      </w:tr>
+      <w:tr>
+        <w:tc>
+          <w:tcPr>
+            <w:noWrap/>
+          </w:tcPr>
+          <w:p>
+            <w:pPr>
+              <w:pStyle w:val="Compact"/>
+              <w:spacing w:before="20" w:after="20"/>
+              <w:jc w:val="left"/>
+            </w:pPr>
+            <w:r>
+              <w:rPr>
+                <w:sz w:val="18"/>
+              </w:rPr>
               <w:t xml:space="preserve">cancelled</w:t>
             </w:r>
           </w:p>
@@ -1738,9 +2141,13 @@
           <w:p>
             <w:pPr>
               <w:pStyle w:val="Compact"/>
-              <w:jc w:val="left"/>
-            </w:pPr>
-            <w:r>
+              <w:spacing w:before="20" w:after="20"/>
+              <w:jc w:val="left"/>
+            </w:pPr>
+            <w:r>
+              <w:rPr>
+                <w:sz w:val="18"/>
+              </w:rPr>
               <w:t xml:space="preserve">No longer relevant: already insured with TASCO, journey changed, or profile removed</w:t>
             </w:r>
           </w:p>
@@ -1762,7 +2169,7 @@
         <w:t xml:space="preserve"> </w:t>
       </w:r>
       <w:r>
-        <w:t xml:space="preserve">many skips with "outside allowed contact hours" mean the run happened too early or late. Re-run within the window.</w:t>
+        <w:t xml:space="preserve">if many touchpoints are deferred, the run happened outside 08:00–20:00. They are not lost: the next run inside the window sends them.</w:t>
       </w:r>
     </w:p>
     <w:bookmarkEnd w:id="27"/>
@@ -1792,7 +2199,7 @@
         <w:pStyle w:val="Compact"/>
       </w:pPr>
       <w:r>
-        <w:t xml:space="preserve">Open</w:t>
+        <w:t xml:space="preserve">In</w:t>
       </w:r>
       <w:r>
         <w:t xml:space="preserve"> </w:t>
@@ -1805,23 +2212,20 @@
         <w:t xml:space="preserve">Journeys</w:t>
       </w:r>
       <w:r>
-        <w:t xml:space="preserve"> </w:t>
-      </w:r>
-      <w:r>
-        <w:t xml:space="preserve">→</w:t>
-      </w:r>
-      <w:r>
-        <w:t xml:space="preserve"> </w:t>
-      </w:r>
-      <w:r>
-        <w:rPr>
-          <w:bCs/>
-          <w:b/>
-        </w:rPr>
-        <w:t xml:space="preserve">Ecosystem event</w:t>
-      </w:r>
-      <w:r>
-        <w:t xml:space="preserve">, or from Customer 360 use</w:t>
+        <w:t xml:space="preserve">, use</w:t>
+      </w:r>
+      <w:r>
+        <w:t xml:space="preserve"> </w:t>
+      </w:r>
+      <w:r>
+        <w:rPr>
+          <w:bCs/>
+          <w:b/>
+        </w:rPr>
+        <w:t xml:space="preserve">Simulate ecosystem event</w:t>
+      </w:r>
+      <w:r>
+        <w:t xml:space="preserve">, or in Customer 360 select</w:t>
       </w:r>
       <w:r>
         <w:t xml:space="preserve"> </w:t>
@@ -1846,7 +2250,61 @@
         <w:pStyle w:val="Compact"/>
       </w:pPr>
       <w:r>
-        <w:t xml:space="preserve">Choose the event type and the customer (plate ID):</w:t>
+        <w:t xml:space="preserve">Choose the</w:t>
+      </w:r>
+      <w:r>
+        <w:t xml:space="preserve"> </w:t>
+      </w:r>
+      <w:r>
+        <w:rPr>
+          <w:bCs/>
+          <w:b/>
+        </w:rPr>
+        <w:t xml:space="preserve">Event</w:t>
+      </w:r>
+      <w:r>
+        <w:t xml:space="preserve"> </w:t>
+      </w:r>
+      <w:r>
+        <w:t xml:space="preserve">and enter the</w:t>
+      </w:r>
+      <w:r>
+        <w:t xml:space="preserve"> </w:t>
+      </w:r>
+      <w:r>
+        <w:rPr>
+          <w:bCs/>
+          <w:b/>
+        </w:rPr>
+        <w:t xml:space="preserve">Customer (plate key)</w:t>
+      </w:r>
+      <w:r>
+        <w:t xml:space="preserve">, for example</w:t>
+      </w:r>
+      <w:r>
+        <w:t xml:space="preserve"> </w:t>
+      </w:r>
+      <w:r>
+        <w:rPr>
+          <w:rStyle w:val="VerbatimChar"/>
+        </w:rPr>
+        <w:t xml:space="preserve">30A12345</w:t>
+      </w:r>
+      <w:r>
+        <w:t xml:space="preserve">, then select</w:t>
+      </w:r>
+      <w:r>
+        <w:t xml:space="preserve"> </w:t>
+      </w:r>
+      <w:r>
+        <w:rPr>
+          <w:bCs/>
+          <w:b/>
+        </w:rPr>
+        <w:t xml:space="preserve">Send event</w:t>
+      </w:r>
+      <w:r>
+        <w:t xml:space="preserve">:</w:t>
       </w:r>
     </w:p>
     <w:tbl>
@@ -1873,12 +2331,14 @@
           <w:p>
             <w:pPr>
               <w:pStyle w:val="Compact"/>
+              <w:spacing w:before="20" w:after="20"/>
               <w:jc w:val="left"/>
             </w:pPr>
             <w:r>
               <w:rPr>
                 <w:b/>
                 <w:color w:val="FFFFFF"/>
+                <w:sz w:val="18"/>
               </w:rPr>
               <w:t xml:space="preserve">Event</w:t>
             </w:r>
@@ -1891,12 +2351,14 @@
           <w:p>
             <w:pPr>
               <w:pStyle w:val="Compact"/>
+              <w:spacing w:before="20" w:after="20"/>
               <w:jc w:val="left"/>
             </w:pPr>
             <w:r>
               <w:rPr>
                 <w:b/>
                 <w:color w:val="FFFFFF"/>
+                <w:sz w:val="18"/>
               </w:rPr>
               <w:t xml:space="preserve">Trigger</w:t>
             </w:r>
@@ -1909,12 +2371,14 @@
           <w:p>
             <w:pPr>
               <w:pStyle w:val="Compact"/>
+              <w:spacing w:before="20" w:after="20"/>
               <w:jc w:val="left"/>
             </w:pPr>
             <w:r>
               <w:rPr>
                 <w:b/>
                 <w:color w:val="FFFFFF"/>
+                <w:sz w:val="18"/>
               </w:rPr>
               <w:t xml:space="preserve">Action</w:t>
             </w:r>
@@ -1927,11 +2391,13 @@
           <w:p>
             <w:pPr>
               <w:pStyle w:val="Compact"/>
+              <w:spacing w:before="20" w:after="20"/>
               <w:jc w:val="left"/>
             </w:pPr>
             <w:r>
               <w:rPr>
                 <w:rStyle w:val="VerbatimChar"/>
+                <w:sz w:val="18"/>
               </w:rPr>
               <w:t xml:space="preserve">vetc.tag_activated</w:t>
             </w:r>
@@ -1942,9 +2408,13 @@
           <w:p>
             <w:pPr>
               <w:pStyle w:val="Compact"/>
-              <w:jc w:val="left"/>
-            </w:pPr>
-            <w:r>
+              <w:spacing w:before="20" w:after="20"/>
+              <w:jc w:val="left"/>
+            </w:pPr>
+            <w:r>
+              <w:rPr>
+                <w:sz w:val="18"/>
+              </w:rPr>
               <w:t xml:space="preserve">New ETC tag (likely new car)</w:t>
             </w:r>
           </w:p>
@@ -1954,25 +2424,39 @@
           <w:p>
             <w:pPr>
               <w:pStyle w:val="Compact"/>
-              <w:jc w:val="left"/>
-            </w:pPr>
-            <w:r>
+              <w:spacing w:before="20" w:after="20"/>
+              <w:jc w:val="left"/>
+            </w:pPr>
+            <w:r>
+              <w:rPr>
+                <w:sz w:val="18"/>
+              </w:rPr>
               <w:t xml:space="preserve">Re-evaluate into the</w:t>
             </w:r>
             <w:r>
+              <w:rPr>
+                <w:sz w:val="18"/>
+              </w:rPr>
               <w:t xml:space="preserve"> </w:t>
             </w:r>
             <w:r>
               <w:rPr>
                 <w:bCs/>
                 <w:b/>
+                <w:sz w:val="18"/>
               </w:rPr>
               <w:t xml:space="preserve">new vehicle</w:t>
             </w:r>
             <w:r>
+              <w:rPr>
+                <w:sz w:val="18"/>
+              </w:rPr>
               <w:t xml:space="preserve"> </w:t>
             </w:r>
             <w:r>
+              <w:rPr>
+                <w:sz w:val="18"/>
+              </w:rPr>
               <w:t xml:space="preserve">journey</w:t>
             </w:r>
           </w:p>
@@ -1984,11 +2468,13 @@
           <w:p>
             <w:pPr>
               <w:pStyle w:val="Compact"/>
+              <w:spacing w:before="20" w:after="20"/>
               <w:jc w:val="left"/>
             </w:pPr>
             <w:r>
               <w:rPr>
                 <w:rStyle w:val="VerbatimChar"/>
+                <w:sz w:val="18"/>
               </w:rPr>
               <w:t xml:space="preserve">vetc.inspection_booked</w:t>
             </w:r>
@@ -1999,9 +2485,13 @@
           <w:p>
             <w:pPr>
               <w:pStyle w:val="Compact"/>
-              <w:jc w:val="left"/>
-            </w:pPr>
-            <w:r>
+              <w:spacing w:before="20" w:after="20"/>
+              <w:jc w:val="left"/>
+            </w:pPr>
+            <w:r>
+              <w:rPr>
+                <w:sz w:val="18"/>
+              </w:rPr>
               <w:t xml:space="preserve">Inspection booked and expiry &lt; 60 days</w:t>
             </w:r>
           </w:p>
@@ -2011,24 +2501,38 @@
           <w:p>
             <w:pPr>
               <w:pStyle w:val="Compact"/>
-              <w:jc w:val="left"/>
-            </w:pPr>
-            <w:r>
+              <w:spacing w:before="20" w:after="20"/>
+              <w:jc w:val="left"/>
+            </w:pPr>
+            <w:r>
+              <w:rPr>
+                <w:sz w:val="18"/>
+              </w:rPr>
               <w:t xml:space="preserve">Service message</w:t>
             </w:r>
             <w:r>
+              <w:rPr>
+                <w:sz w:val="18"/>
+              </w:rPr>
               <w:t xml:space="preserve"> </w:t>
             </w:r>
             <w:r>
               <w:rPr>
                 <w:rStyle w:val="VerbatimChar"/>
+                <w:sz w:val="18"/>
               </w:rPr>
               <w:t xml:space="preserve">inspection_tnds_check</w:t>
             </w:r>
             <w:r>
+              <w:rPr>
+                <w:sz w:val="18"/>
+              </w:rPr>
               <w:t xml:space="preserve"> </w:t>
             </w:r>
             <w:r>
+              <w:rPr>
+                <w:sz w:val="18"/>
+              </w:rPr>
               <w:t xml:space="preserve">(app/Zalo)</w:t>
             </w:r>
           </w:p>
@@ -2040,11 +2544,13 @@
           <w:p>
             <w:pPr>
               <w:pStyle w:val="Compact"/>
+              <w:spacing w:before="20" w:after="20"/>
               <w:jc w:val="left"/>
             </w:pPr>
             <w:r>
               <w:rPr>
                 <w:rStyle w:val="VerbatimChar"/>
+                <w:sz w:val="18"/>
               </w:rPr>
               <w:t xml:space="preserve">vetc.wallet_topped_up</w:t>
             </w:r>
@@ -2055,9 +2561,13 @@
           <w:p>
             <w:pPr>
               <w:pStyle w:val="Compact"/>
-              <w:jc w:val="left"/>
-            </w:pPr>
-            <w:r>
+              <w:spacing w:before="20" w:after="20"/>
+              <w:jc w:val="left"/>
+            </w:pPr>
+            <w:r>
+              <w:rPr>
+                <w:sz w:val="18"/>
+              </w:rPr>
               <w:t xml:space="preserve">Expiry within ±30 days</w:t>
             </w:r>
           </w:p>
@@ -2067,21 +2577,32 @@
           <w:p>
             <w:pPr>
               <w:pStyle w:val="Compact"/>
-              <w:jc w:val="left"/>
-            </w:pPr>
-            <w:r>
+              <w:spacing w:before="20" w:after="20"/>
+              <w:jc w:val="left"/>
+            </w:pPr>
+            <w:r>
+              <w:rPr>
+                <w:sz w:val="18"/>
+              </w:rPr>
               <w:t xml:space="preserve">Push</w:t>
             </w:r>
             <w:r>
+              <w:rPr>
+                <w:sz w:val="18"/>
+              </w:rPr>
               <w:t xml:space="preserve"> </w:t>
             </w:r>
             <w:r>
               <w:rPr>
                 <w:rStyle w:val="VerbatimChar"/>
+                <w:sz w:val="18"/>
               </w:rPr>
               <w:t xml:space="preserve">first_reminder</w:t>
             </w:r>
             <w:r>
+              <w:rPr>
+                <w:sz w:val="18"/>
+              </w:rPr>
               <w:t xml:space="preserve">: the customer is in the app with funds</w:t>
             </w:r>
           </w:p>
@@ -2093,11 +2614,13 @@
           <w:p>
             <w:pPr>
               <w:pStyle w:val="Compact"/>
+              <w:spacing w:before="20" w:after="20"/>
               <w:jc w:val="left"/>
             </w:pPr>
             <w:r>
               <w:rPr>
                 <w:rStyle w:val="VerbatimChar"/>
+                <w:sz w:val="18"/>
               </w:rPr>
               <w:t xml:space="preserve">vetc.long_trip_started</w:t>
             </w:r>
@@ -2108,9 +2631,13 @@
           <w:p>
             <w:pPr>
               <w:pStyle w:val="Compact"/>
-              <w:jc w:val="left"/>
-            </w:pPr>
-            <w:r>
+              <w:spacing w:before="20" w:after="20"/>
+              <w:jc w:val="left"/>
+            </w:pPr>
+            <w:r>
+              <w:rPr>
+                <w:sz w:val="18"/>
+              </w:rPr>
               <w:t xml:space="preserve">Vehicle uninsured (lapsed ≤ 60 days)</w:t>
             </w:r>
           </w:p>
@@ -2120,17 +2647,25 @@
           <w:p>
             <w:pPr>
               <w:pStyle w:val="Compact"/>
-              <w:jc w:val="left"/>
-            </w:pPr>
-            <w:r>
+              <w:spacing w:before="20" w:after="20"/>
+              <w:jc w:val="left"/>
+            </w:pPr>
+            <w:r>
+              <w:rPr>
+                <w:sz w:val="18"/>
+              </w:rPr>
               <w:t xml:space="preserve">Push</w:t>
             </w:r>
             <w:r>
+              <w:rPr>
+                <w:sz w:val="18"/>
+              </w:rPr>
               <w:t xml:space="preserve"> </w:t>
             </w:r>
             <w:r>
               <w:rPr>
                 <w:rStyle w:val="VerbatimChar"/>
+                <w:sz w:val="18"/>
               </w:rPr>
               <w:t xml:space="preserve">value_reminder</w:t>
             </w:r>
@@ -2153,7 +2688,10 @@
         <w:t xml:space="preserve"> </w:t>
       </w:r>
       <w:r>
-        <w:t xml:space="preserve">how many triggers matched and the result of each (</w:t>
+        <w:t xml:space="preserve">each matching trigger and its result (for example</w:t>
+      </w:r>
+      <w:r>
+        <w:t xml:space="preserve"> </w:t>
       </w:r>
       <w:r>
         <w:rPr>
@@ -2162,7 +2700,7 @@
         <w:t xml:space="preserve">sent</w:t>
       </w:r>
       <w:r>
-        <w:t xml:space="preserve">, "condition not met", "no permitted channel").</w:t>
+        <w:t xml:space="preserve">, "condition not met" or "no permitted channel"), or "No trigger matched / customer not found".</w:t>
       </w:r>
     </w:p>
     <w:bookmarkEnd w:id="28"/>
@@ -2194,39 +2732,26 @@
           <w:bCs/>
           <w:b/>
         </w:rPr>
-        <w:t xml:space="preserve">Journeys</w:t>
-      </w:r>
-      <w:r>
-        <w:t xml:space="preserve"> </w:t>
-      </w:r>
-      <w:r>
-        <w:t xml:space="preserve">(or</w:t>
-      </w:r>
-      <w:r>
-        <w:t xml:space="preserve"> </w:t>
-      </w:r>
-      <w:r>
-        <w:rPr>
-          <w:bCs/>
-          <w:b/>
-        </w:rPr>
         <w:t xml:space="preserve">Voice bot</w:t>
       </w:r>
       <w:r>
-        <w:t xml:space="preserve">) →</w:t>
-      </w:r>
-      <w:r>
-        <w:t xml:space="preserve"> </w:t>
-      </w:r>
-      <w:r>
-        <w:rPr>
-          <w:bCs/>
-          <w:b/>
-        </w:rPr>
-        <w:t xml:space="preserve">Voice campaign</w:t>
-      </w:r>
-      <w:r>
-        <w:t xml:space="preserve">.</w:t>
+        <w:t xml:space="preserve">. The</w:t>
+      </w:r>
+      <w:r>
+        <w:t xml:space="preserve"> </w:t>
+      </w:r>
+      <w:r>
+        <w:rPr>
+          <w:bCs/>
+          <w:b/>
+        </w:rPr>
+        <w:t xml:space="preserve">Run automated campaign</w:t>
+      </w:r>
+      <w:r>
+        <w:t xml:space="preserve"> </w:t>
+      </w:r>
+      <w:r>
+        <w:t xml:space="preserve">card is shown to users who can run journeys.</w:t>
       </w:r>
     </w:p>
     <w:p>
@@ -2238,39 +2763,23 @@
         <w:pStyle w:val="Compact"/>
       </w:pPr>
       <w:r>
-        <w:t xml:space="preserve">Choose</w:t>
-      </w:r>
-      <w:r>
-        <w:t xml:space="preserve"> </w:t>
-      </w:r>
-      <w:r>
-        <w:rPr>
-          <w:bCs/>
-          <w:b/>
-        </w:rPr>
-        <w:t xml:space="preserve">Tier</w:t>
-      </w:r>
-      <w:r>
-        <w:t xml:space="preserve"> </w:t>
-      </w:r>
-      <w:r>
-        <w:t xml:space="preserve">(hot or warm) and</w:t>
-      </w:r>
-      <w:r>
-        <w:t xml:space="preserve"> </w:t>
-      </w:r>
-      <w:r>
-        <w:rPr>
-          <w:bCs/>
-          <w:b/>
-        </w:rPr>
-        <w:t xml:space="preserve">Limit</w:t>
-      </w:r>
-      <w:r>
-        <w:t xml:space="preserve"> </w:t>
-      </w:r>
-      <w:r>
-        <w:t xml:space="preserve">(1–200 calls).</w:t>
+        <w:t xml:space="preserve">Enter the</w:t>
+      </w:r>
+      <w:r>
+        <w:t xml:space="preserve"> </w:t>
+      </w:r>
+      <w:r>
+        <w:rPr>
+          <w:bCs/>
+          <w:b/>
+        </w:rPr>
+        <w:t xml:space="preserve">Number of calls</w:t>
+      </w:r>
+      <w:r>
+        <w:t xml:space="preserve"> </w:t>
+      </w:r>
+      <w:r>
+        <w:t xml:space="preserve">(1–200).</w:t>
       </w:r>
     </w:p>
     <w:p>
@@ -2292,7 +2801,7 @@
           <w:bCs/>
           <w:b/>
         </w:rPr>
-        <w:t xml:space="preserve">Run</w:t>
+        <w:t xml:space="preserve">Start campaign</w:t>
       </w:r>
       <w:r>
         <w:t xml:space="preserve">.</w:t>
@@ -2303,7 +2812,23 @@
         <w:pStyle w:val="FirstParagraph"/>
       </w:pPr>
       <w:r>
-        <w:t xml:space="preserve">The platform calls the top leads that have</w:t>
+        <w:t xml:space="preserve">The platform calls the top</w:t>
+      </w:r>
+      <w:r>
+        <w:t xml:space="preserve"> </w:t>
+      </w:r>
+      <w:r>
+        <w:rPr>
+          <w:bCs/>
+          <w:b/>
+        </w:rPr>
+        <w:t xml:space="preserve">hot</w:t>
+      </w:r>
+      <w:r>
+        <w:t xml:space="preserve"> </w:t>
+      </w:r>
+      <w:r>
+        <w:t xml:space="preserve">leads that have</w:t>
       </w:r>
       <w:r>
         <w:t xml:space="preserve"> </w:t>
@@ -2345,7 +2870,7 @@
         <w:t xml:space="preserve">not company-owned</w:t>
       </w:r>
       <w:r>
-        <w:t xml:space="preserve">.</w:t>
+        <w:t xml:space="preserve">. Each call also passes the contact policy: the 08:00–20:00 window and the weekly call-attempt cap. Calls that are not allowed are skipped with a reason.</w:t>
       </w:r>
     </w:p>
     <w:p>
@@ -2363,7 +2888,7 @@
         <w:t xml:space="preserve"> </w:t>
       </w:r>
       <w:r>
-        <w:t xml:space="preserve">number called and outcomes (</w:t>
+        <w:t xml:space="preserve">number called, skipped calls with reasons, and outcomes (</w:t>
       </w:r>
       <w:r>
         <w:rPr>
@@ -2476,56 +3001,6 @@
         <w:pStyle w:val="BlockText"/>
       </w:pPr>
       <w:r>
-        <w:rPr>
-          <w:bCs/>
-          <w:b/>
-        </w:rPr>
-        <w:t xml:space="preserve">Known v1 gap (KI-09):</w:t>
-      </w:r>
-      <w:r>
-        <w:t xml:space="preserve"> </w:t>
-      </w:r>
-      <w:r>
-        <w:t xml:space="preserve">voice campaigns check call consent and do-not-contact, but</w:t>
-      </w:r>
-      <w:r>
-        <w:t xml:space="preserve"> </w:t>
-      </w:r>
-      <w:r>
-        <w:rPr>
-          <w:bCs/>
-          <w:b/>
-        </w:rPr>
-        <w:t xml:space="preserve">not</w:t>
-      </w:r>
-      <w:r>
-        <w:t xml:space="preserve"> </w:t>
-      </w:r>
-      <w:r>
-        <w:t xml:space="preserve">the contact window or the weekly call cap. Until this is fixed, run campaigns</w:t>
-      </w:r>
-      <w:r>
-        <w:t xml:space="preserve"> </w:t>
-      </w:r>
-      <w:r>
-        <w:rPr>
-          <w:bCs/>
-          <w:b/>
-        </w:rPr>
-        <w:t xml:space="preserve">only between 08:00 and 20:00</w:t>
-      </w:r>
-      <w:r>
-        <w:t xml:space="preserve"> </w:t>
-      </w:r>
-      <w:r>
-        <w:t xml:space="preserve">(Vietnam time), and do not run a campaign for the same tier more than once in a few days.</w:t>
-      </w:r>
-    </w:p>
-    <w:p>
-      <w:pPr>
-        <w:pStyle w:val="BlockText"/>
-      </w:pPr>
-      <w:r>
         <w:t xml:space="preserve">Watch the</w:t>
       </w:r>
       <w:r>
@@ -2558,7 +3033,7 @@
         <w:t xml:space="preserve"> </w:t>
       </w:r>
       <w:r>
-        <w:t xml:space="preserve">(≤ 15 %) on the governance figures. High rates mean you are calling the wrong people or the data is poor.</w:t>
+        <w:t xml:space="preserve">(≤ 15 %) on the governance figures (Audit page). High rates mean you are calling the wrong people or the data is poor.</w:t>
       </w:r>
     </w:p>
     <w:p>
@@ -2668,7 +3143,47 @@
         <w:t xml:space="preserve"> </w:t>
       </w:r>
       <w:r>
-        <w:t xml:space="preserve">approves it. New Zalo templates also need</w:t>
+        <w:t xml:space="preserve">approves it. Changes to</w:t>
+      </w:r>
+      <w:r>
+        <w:t xml:space="preserve"> </w:t>
+      </w:r>
+      <w:r>
+        <w:rPr>
+          <w:rStyle w:val="VerbatimChar"/>
+        </w:rPr>
+        <w:t xml:space="preserve">contact_policy</w:t>
+      </w:r>
+      <w:r>
+        <w:t xml:space="preserve">,</w:t>
+      </w:r>
+      <w:r>
+        <w:t xml:space="preserve"> </w:t>
+      </w:r>
+      <w:r>
+        <w:rPr>
+          <w:rStyle w:val="VerbatimChar"/>
+        </w:rPr>
+        <w:t xml:space="preserve">copy_guard</w:t>
+      </w:r>
+      <w:r>
+        <w:t xml:space="preserve"> </w:t>
+      </w:r>
+      <w:r>
+        <w:t xml:space="preserve">and other restricted kinds need a</w:t>
+      </w:r>
+      <w:r>
+        <w:t xml:space="preserve"> </w:t>
+      </w:r>
+      <w:r>
+        <w:rPr>
+          <w:bCs/>
+          <w:b/>
+        </w:rPr>
+        <w:t xml:space="preserve">compliance officer</w:t>
+      </w:r>
+      <w:r>
+        <w:t xml:space="preserve">. New Zalo templates also need</w:t>
       </w:r>
       <w:r>
         <w:t xml:space="preserve"> </w:t>
@@ -2727,7 +3242,7 @@
         <w:t xml:space="preserve">giảm giá, chiết khấu, hoàn tiền, khuyến mãi phí, rẻ hơn, discount, cashback, rebate, % off, cheaper, lower premium, price cut</w:t>
       </w:r>
       <w:r>
-        <w:t xml:space="preserve">. The platform rejects them. Lead with service value. Placeholders available in templates:</w:t>
+        <w:t xml:space="preserve">. The platform rejects them, including variants with extra spaces or punctuation. Lead with service value. Placeholders available in templates:</w:t>
       </w:r>
       <w:r>
         <w:t xml:space="preserve"> </w:t>
@@ -2843,12 +3358,14 @@
           <w:p>
             <w:pPr>
               <w:pStyle w:val="Compact"/>
+              <w:spacing w:before="20" w:after="20"/>
               <w:jc w:val="left"/>
             </w:pPr>
             <w:r>
               <w:rPr>
                 <w:b/>
                 <w:color w:val="FFFFFF"/>
+                <w:sz w:val="18"/>
               </w:rPr>
               <w:t xml:space="preserve">Problem</w:t>
             </w:r>
@@ -2861,12 +3378,14 @@
           <w:p>
             <w:pPr>
               <w:pStyle w:val="Compact"/>
+              <w:spacing w:before="20" w:after="20"/>
               <w:jc w:val="left"/>
             </w:pPr>
             <w:r>
               <w:rPr>
                 <w:b/>
                 <w:color w:val="FFFFFF"/>
+                <w:sz w:val="18"/>
               </w:rPr>
               <w:t xml:space="preserve">Cause</w:t>
             </w:r>
@@ -2879,12 +3398,14 @@
           <w:p>
             <w:pPr>
               <w:pStyle w:val="Compact"/>
+              <w:spacing w:before="20" w:after="20"/>
               <w:jc w:val="left"/>
             </w:pPr>
             <w:r>
               <w:rPr>
                 <w:b/>
                 <w:color w:val="FFFFFF"/>
+                <w:sz w:val="18"/>
               </w:rPr>
               <w:t xml:space="preserve">Fix</w:t>
             </w:r>
@@ -2897,9 +3418,13 @@
           <w:p>
             <w:pPr>
               <w:pStyle w:val="Compact"/>
-              <w:jc w:val="left"/>
-            </w:pPr>
-            <w:r>
+              <w:spacing w:before="20" w:after="20"/>
+              <w:jc w:val="left"/>
+            </w:pPr>
+            <w:r>
+              <w:rPr>
+                <w:sz w:val="18"/>
+              </w:rPr>
               <w:t xml:space="preserve">Most touchpoints skipped "weekly contact cap reached"</w:t>
             </w:r>
           </w:p>
@@ -2909,9 +3434,13 @@
           <w:p>
             <w:pPr>
               <w:pStyle w:val="Compact"/>
-              <w:jc w:val="left"/>
-            </w:pPr>
-            <w:r>
+              <w:spacing w:before="20" w:after="20"/>
+              <w:jc w:val="left"/>
+            </w:pPr>
+            <w:r>
+              <w:rPr>
+                <w:sz w:val="18"/>
+              </w:rPr>
               <w:t xml:space="preserve">Overlapping journeys or triggers</w:t>
             </w:r>
           </w:p>
@@ -2921,9 +3450,13 @@
           <w:p>
             <w:pPr>
               <w:pStyle w:val="Compact"/>
-              <w:jc w:val="left"/>
-            </w:pPr>
-            <w:r>
+              <w:spacing w:before="20" w:after="20"/>
+              <w:jc w:val="left"/>
+            </w:pPr>
+            <w:r>
+              <w:rPr>
+                <w:sz w:val="18"/>
+              </w:rPr>
               <w:t xml:space="preserve">Review the schedule. Ask the author to space steps.</w:t>
             </w:r>
           </w:p>
@@ -2935,9 +3468,13 @@
           <w:p>
             <w:pPr>
               <w:pStyle w:val="Compact"/>
-              <w:jc w:val="left"/>
-            </w:pPr>
-            <w:r>
+              <w:spacing w:before="20" w:after="20"/>
+              <w:jc w:val="left"/>
+            </w:pPr>
+            <w:r>
+              <w:rPr>
+                <w:sz w:val="18"/>
+              </w:rPr>
               <w:t xml:space="preserve">Messages "blocked" with "copy guard: …"</w:t>
             </w:r>
           </w:p>
@@ -2947,9 +3484,13 @@
           <w:p>
             <w:pPr>
               <w:pStyle w:val="Compact"/>
-              <w:jc w:val="left"/>
-            </w:pPr>
-            <w:r>
+              <w:spacing w:before="20" w:after="20"/>
+              <w:jc w:val="left"/>
+            </w:pPr>
+            <w:r>
+              <w:rPr>
+                <w:sz w:val="18"/>
+              </w:rPr>
               <w:t xml:space="preserve">A template contains a banned phrase</w:t>
             </w:r>
           </w:p>
@@ -2959,9 +3500,13 @@
           <w:p>
             <w:pPr>
               <w:pStyle w:val="Compact"/>
-              <w:jc w:val="left"/>
-            </w:pPr>
-            <w:r>
+              <w:spacing w:before="20" w:after="20"/>
+              <w:jc w:val="left"/>
+            </w:pPr>
+            <w:r>
+              <w:rPr>
+                <w:sz w:val="18"/>
+              </w:rPr>
               <w:t xml:space="preserve">Request a template fix (Rules studio)</w:t>
             </w:r>
           </w:p>
@@ -2973,9 +3518,13 @@
           <w:p>
             <w:pPr>
               <w:pStyle w:val="Compact"/>
-              <w:jc w:val="left"/>
-            </w:pPr>
-            <w:r>
+              <w:spacing w:before="20" w:after="20"/>
+              <w:jc w:val="left"/>
+            </w:pPr>
+            <w:r>
+              <w:rPr>
+                <w:sz w:val="18"/>
+              </w:rPr>
               <w:t xml:space="preserve">Messages "failed"</w:t>
             </w:r>
           </w:p>
@@ -2985,9 +3534,13 @@
           <w:p>
             <w:pPr>
               <w:pStyle w:val="Compact"/>
-              <w:jc w:val="left"/>
-            </w:pPr>
-            <w:r>
+              <w:spacing w:before="20" w:after="20"/>
+              <w:jc w:val="left"/>
+            </w:pPr>
+            <w:r>
+              <w:rPr>
+                <w:sz w:val="18"/>
+              </w:rPr>
               <w:t xml:space="preserve">Provider outage (Zalo/SMS)</w:t>
             </w:r>
           </w:p>
@@ -2997,9 +3550,13 @@
           <w:p>
             <w:pPr>
               <w:pStyle w:val="Compact"/>
-              <w:jc w:val="left"/>
-            </w:pPr>
-            <w:r>
+              <w:spacing w:before="20" w:after="20"/>
+              <w:jc w:val="left"/>
+            </w:pPr>
+            <w:r>
+              <w:rPr>
+                <w:sz w:val="18"/>
+              </w:rPr>
               <w:t xml:space="preserve">Check with support (Operations → integrations). Re-run later.</w:t>
             </w:r>
           </w:p>
@@ -3011,9 +3568,13 @@
           <w:p>
             <w:pPr>
               <w:pStyle w:val="Compact"/>
-              <w:jc w:val="left"/>
-            </w:pPr>
-            <w:r>
+              <w:spacing w:before="20" w:after="20"/>
+              <w:jc w:val="left"/>
+            </w:pPr>
+            <w:r>
+              <w:rPr>
+                <w:sz w:val="18"/>
+              </w:rPr>
               <w:t xml:space="preserve">Voice campaign "called 0"</w:t>
             </w:r>
           </w:p>
@@ -3023,22 +3584,30 @@
           <w:p>
             <w:pPr>
               <w:pStyle w:val="Compact"/>
-              <w:jc w:val="left"/>
-            </w:pPr>
-            <w:r>
-              <w:t xml:space="preserve">No eligible hot leads with call consent</w:t>
-            </w:r>
-          </w:p>
-        </w:tc>
-        <w:tc>
-          <w:tcPr/>
-          <w:p>
-            <w:pPr>
-              <w:pStyle w:val="Compact"/>
-              <w:jc w:val="left"/>
-            </w:pPr>
-            <w:r>
-              <w:t xml:space="preserve">Try warm, or check consent levels</w:t>
+              <w:spacing w:before="20" w:after="20"/>
+              <w:jc w:val="left"/>
+            </w:pPr>
+            <w:r>
+              <w:rPr>
+                <w:sz w:val="18"/>
+              </w:rPr>
+              <w:t xml:space="preserve">No eligible hot leads with call consent, or all calls skipped (outside 08:00–20:00 or call cap reached)</w:t>
+            </w:r>
+          </w:p>
+        </w:tc>
+        <w:tc>
+          <w:tcPr/>
+          <w:p>
+            <w:pPr>
+              <w:pStyle w:val="Compact"/>
+              <w:spacing w:before="20" w:after="20"/>
+              <w:jc w:val="left"/>
+            </w:pPr>
+            <w:r>
+              <w:rPr>
+                <w:sz w:val="18"/>
+              </w:rPr>
+              <w:t xml:space="preserve">Check the skipped reasons. Run inside the contact window.</w:t>
             </w:r>
           </w:p>
         </w:tc>
@@ -3049,9 +3618,13 @@
           <w:p>
             <w:pPr>
               <w:pStyle w:val="Compact"/>
-              <w:jc w:val="left"/>
-            </w:pPr>
-            <w:r>
+              <w:spacing w:before="20" w:after="20"/>
+              <w:jc w:val="left"/>
+            </w:pPr>
+            <w:r>
+              <w:rPr>
+                <w:sz w:val="18"/>
+              </w:rPr>
               <w:t xml:space="preserve">Customer details masked</w:t>
             </w:r>
           </w:p>
@@ -3061,9 +3634,13 @@
           <w:p>
             <w:pPr>
               <w:pStyle w:val="Compact"/>
-              <w:jc w:val="left"/>
-            </w:pPr>
-            <w:r>
+              <w:spacing w:before="20" w:after="20"/>
+              <w:jc w:val="left"/>
+            </w:pPr>
+            <w:r>
+              <w:rPr>
+                <w:sz w:val="18"/>
+              </w:rPr>
               <w:t xml:space="preserve">Your role does not include personal data</w:t>
             </w:r>
           </w:p>
@@ -3073,9 +3650,13 @@
           <w:p>
             <w:pPr>
               <w:pStyle w:val="Compact"/>
-              <w:jc w:val="left"/>
-            </w:pPr>
-            <w:r>
+              <w:spacing w:before="20" w:after="20"/>
+              <w:jc w:val="left"/>
+            </w:pPr>
+            <w:r>
+              <w:rPr>
+                <w:sz w:val="18"/>
+              </w:rPr>
               <w:t xml:space="preserve">Expected</w:t>
             </w:r>
           </w:p>
@@ -3087,9 +3668,13 @@
           <w:p>
             <w:pPr>
               <w:pStyle w:val="Compact"/>
-              <w:jc w:val="left"/>
-            </w:pPr>
-            <w:r>
+              <w:spacing w:before="20" w:after="20"/>
+              <w:jc w:val="left"/>
+            </w:pPr>
+            <w:r>
+              <w:rPr>
+                <w:sz w:val="18"/>
+              </w:rPr>
               <w:t xml:space="preserve">"Active rule set … not found"</w:t>
             </w:r>
           </w:p>
@@ -3099,9 +3684,13 @@
           <w:p>
             <w:pPr>
               <w:pStyle w:val="Compact"/>
-              <w:jc w:val="left"/>
-            </w:pPr>
-            <w:r>
+              <w:spacing w:before="20" w:after="20"/>
+              <w:jc w:val="left"/>
+            </w:pPr>
+            <w:r>
+              <w:rPr>
+                <w:sz w:val="18"/>
+              </w:rPr>
               <w:t xml:space="preserve">A required rule kind is missing in this environment</w:t>
             </w:r>
           </w:p>
@@ -3111,9 +3700,13 @@
           <w:p>
             <w:pPr>
               <w:pStyle w:val="Compact"/>
-              <w:jc w:val="left"/>
-            </w:pPr>
-            <w:r>
+              <w:spacing w:before="20" w:after="20"/>
+              <w:jc w:val="left"/>
+            </w:pPr>
+            <w:r>
+              <w:rPr>
+                <w:sz w:val="18"/>
+              </w:rPr>
               <w:t xml:space="preserve">Contact support</w:t>
             </w:r>
           </w:p>
@@ -3180,7 +3773,7 @@
     </w:pPr>
     <w:r>
       <w:rPr>
-        <w:rFonts w:ascii="Arial" w:hAnsi="Arial"/>
+        <w:rFonts w:ascii="Calibri" w:hAnsi="Calibri"/>
         <w:sz w:val="16"/>
       </w:rPr>
       <w:t xml:space="preserve">Prepared by iorta TechNXT · Confidential · Page </w:t>
@@ -3225,7 +3818,7 @@
     </w:pPr>
     <w:r>
       <w:rPr>
-        <w:rFonts w:ascii="Arial" w:hAnsi="Arial"/>
+        <w:rFonts w:ascii="Calibri" w:hAnsi="Calibri"/>
         <w:color w:val="213368"/>
         <w:sz w:val="16"/>
       </w:rPr>
@@ -3606,9 +4199,9 @@
     <w:name w:val="Normal"/>
     <w:qFormat/>
     <w:rPr>
-      <w:rFonts w:ascii="Arial" w:cs="Arial" w:eastAsia="Arial" w:hAnsi="Arial"/>
+      <w:rFonts w:ascii="Calibri" w:cs="Calibri" w:eastAsia="Calibri" w:hAnsi="Calibri"/>
       <w:color w:val="121A33"/>
-      <w:sz w:val="21"/>
+      <w:sz w:val="22"/>
     </w:rPr>
   </w:style>
   <w:style w:styleId="BodyText" w:type="paragraph">
@@ -3620,9 +4213,9 @@
     </w:pPr>
     <w:qFormat/>
     <w:rPr>
-      <w:rFonts w:ascii="Arial" w:cs="Arial" w:eastAsia="Arial" w:hAnsi="Arial"/>
+      <w:rFonts w:ascii="Calibri" w:cs="Calibri" w:eastAsia="Calibri" w:hAnsi="Calibri"/>
       <w:color w:val="121A33"/>
-      <w:sz w:val="21"/>
+      <w:sz w:val="22"/>
     </w:rPr>
   </w:style>
   <w:style w:customStyle="1" w:styleId="FirstParagraph" w:type="paragraph">
@@ -3631,9 +4224,9 @@
     <w:next w:val="BodyText"/>
     <w:qFormat/>
     <w:rPr>
-      <w:rFonts w:ascii="Arial" w:cs="Arial" w:eastAsia="Arial" w:hAnsi="Arial"/>
+      <w:rFonts w:ascii="Calibri" w:cs="Calibri" w:eastAsia="Calibri" w:hAnsi="Calibri"/>
       <w:color w:val="121A33"/>
-      <w:sz w:val="21"/>
+      <w:sz w:val="22"/>
     </w:rPr>
   </w:style>
   <w:style w:customStyle="1" w:styleId="Compact" w:type="paragraph">
@@ -3644,9 +4237,9 @@
       <w:spacing w:after="36" w:before="36"/>
     </w:pPr>
     <w:rPr>
-      <w:rFonts w:ascii="Arial" w:cs="Arial" w:eastAsia="Arial" w:hAnsi="Arial"/>
+      <w:rFonts w:ascii="Calibri" w:cs="Calibri" w:eastAsia="Calibri" w:hAnsi="Calibri"/>
       <w:color w:val="121A33"/>
-      <w:sz w:val="21"/>
+      <w:sz w:val="22"/>
     </w:rPr>
   </w:style>
   <w:style w:styleId="Title" w:type="paragraph">
@@ -3661,11 +4254,11 @@
       <w:jc w:val="center"/>
     </w:pPr>
     <w:rPr>
-      <w:rFonts w:ascii="Arial" w:asciiTheme="majorHAnsi" w:cs="Arial" w:cstheme="majorBidi" w:eastAsia="Arial" w:eastAsiaTheme="majorEastAsia" w:hAnsi="Arial" w:hAnsiTheme="majorHAnsi"/>
+      <w:rFonts w:ascii="Calibri" w:asciiTheme="majorHAnsi" w:cs="Calibri" w:cstheme="majorBidi" w:eastAsia="Calibri" w:eastAsiaTheme="majorEastAsia" w:hAnsi="Calibri" w:hAnsiTheme="majorHAnsi"/>
       <w:b/>
       <w:bCs/>
       <w:color w:val="213368"/>
-      <w:sz w:val="48"/>
+      <w:sz w:val="52"/>
       <w:szCs w:val="36"/>
     </w:rPr>
   </w:style>
@@ -3681,7 +4274,7 @@
       <w:jc w:val="center"/>
     </w:pPr>
     <w:rPr>
-      <w:rFonts w:ascii="Arial" w:cs="Arial" w:eastAsia="Arial" w:hAnsi="Arial"/>
+      <w:rFonts w:ascii="Calibri" w:cs="Calibri" w:eastAsia="Calibri" w:hAnsi="Calibri"/>
       <w:b w:val="0"/>
       <w:color w:val="0B6B66"/>
       <w:sz w:val="26"/>
@@ -3950,9 +4543,9 @@
       <w:ind w:firstLine="0" w:left="480" w:right="480"/>
     </w:pPr>
     <w:rPr>
-      <w:rFonts w:ascii="Arial" w:cs="Arial" w:eastAsia="Arial" w:hAnsi="Arial"/>
+      <w:rFonts w:ascii="Calibri" w:cs="Calibri" w:eastAsia="Calibri" w:hAnsi="Calibri"/>
       <w:color w:val="121A33"/>
-      <w:sz w:val="21"/>
+      <w:sz w:val="22"/>
     </w:rPr>
   </w:style>
   <w:style w:styleId="FootnoteText" w:type="paragraph">
@@ -3975,7 +4568,7 @@
     <w:unhideWhenUsed/>
     <w:qFormat/>
     <w:rPr>
-      <w:rFonts w:ascii="Arial" w:cs="Arial" w:eastAsia="Arial" w:hAnsi="Arial"/>
+      <w:rFonts w:ascii="Calibri" w:cs="Calibri" w:eastAsia="Calibri" w:hAnsi="Calibri"/>
       <w:sz w:val="18"/>
     </w:rPr>
     <w:tblPr>
@@ -4071,7 +4664,8 @@
     <w:basedOn w:val="BodyTextChar"/>
     <w:rPr>
       <w:rFonts w:ascii="Consolas" w:cs="Consolas" w:eastAsia="Consolas" w:hAnsi="Consolas"/>
-      <w:sz w:val="17"/>
+      <w:color w:val="2A3A6E"/>
+      <w:sz w:val="18"/>
     </w:rPr>
   </w:style>
   <w:style w:customStyle="1" w:styleId="SectionNumber" w:type="character">
